--- a/docs/BDX-데모-소개.docx
+++ b/docs/BDX-데모-소개.docx
@@ -2,7 +2,7 @@
 <file path=word/document.xml><?xml version="1.0" encoding="utf-8"?>
 <w:document xmlns:w="http://schemas.openxmlformats.org/wordprocessingml/2006/main" xmlns:m="http://schemas.openxmlformats.org/officeDocument/2006/math" xmlns:r="http://schemas.openxmlformats.org/officeDocument/2006/relationships" xmlns:o="urn:schemas-microsoft-com:office:office" xmlns:v="urn:schemas-microsoft-com:vml" xmlns:w10="urn:schemas-microsoft-com:office:word" xmlns:a="http://schemas.openxmlformats.org/drawingml/2006/main" xmlns:pic="http://schemas.openxmlformats.org/drawingml/2006/picture" xmlns:wp="http://schemas.openxmlformats.org/drawingml/2006/wordprocessingDrawing">
   <w:body>
-    <w:bookmarkStart w:id="22" w:name="bdx-데모-플랫폼-안내"/>
+    <w:bookmarkStart w:id="25" w:name="bdx-데모-플랫폼-안내"/>
     <w:p>
       <w:pPr>
         <w:pStyle w:val="Heading1"/>
@@ -54,13 +54,22 @@
         </w:pict>
       </w:r>
     </w:p>
-    <w:bookmarkStart w:id="10" w:name="데모-접속-방법"/>
+    <w:bookmarkStart w:id="13" w:name="회원가입-로그인"/>
     <w:p>
       <w:pPr>
         <w:pStyle w:val="Heading2"/>
       </w:pPr>
       <w:r>
-        <w:t xml:space="preserve">데모 접속 방법</w:t>
+        <w:t xml:space="preserve">회원가입 &amp; 로그인</w:t>
+      </w:r>
+    </w:p>
+    <w:bookmarkStart w:id="9" w:name="첫-진입-회원가입"/>
+    <w:p>
+      <w:pPr>
+        <w:pStyle w:val="Heading3"/>
+      </w:pPr>
+      <w:r>
+        <w:t xml:space="preserve">첫 진입 (회원가입)</w:t>
       </w:r>
     </w:p>
     <w:p>
@@ -71,78 +80,21 @@
           <w:numId w:val="1001"/>
         </w:numPr>
       </w:pPr>
-      <w:r>
-        <w:t xml:space="preserve">https://bdx-demo.vercel.app 접속</w:t>
-      </w:r>
-    </w:p>
-    <w:p>
-      <w:pPr>
-        <w:pStyle w:val="Compact"/>
-        <w:numPr>
-          <w:ilvl w:val="0"/>
-          <w:numId w:val="1001"/>
-        </w:numPr>
-      </w:pPr>
-      <w:r>
-        <w:t xml:space="preserve">스플래시 → 인트로 → 로그인 화면 자동 진행</w:t>
-      </w:r>
-    </w:p>
-    <w:p>
-      <w:pPr>
-        <w:pStyle w:val="Compact"/>
-        <w:numPr>
-          <w:ilvl w:val="0"/>
-          <w:numId w:val="1001"/>
-        </w:numPr>
-      </w:pPr>
-      <w:r>
-        <w:t xml:space="preserve">역할 선택 (</w:t>
-      </w:r>
-      <w:r>
-        <w:t xml:space="preserve">“사장님”</w:t>
-      </w:r>
-      <w:r>
-        <w:t xml:space="preserve"> </w:t>
-      </w:r>
-      <w:r>
-        <w:t xml:space="preserve">또는</w:t>
-      </w:r>
-      <w:r>
-        <w:t xml:space="preserve"> </w:t>
-      </w:r>
-      <w:r>
-        <w:t xml:space="preserve">“직원”</w:t>
-      </w:r>
-      <w:r>
-        <w:t xml:space="preserve">)</w:t>
-      </w:r>
-    </w:p>
-    <w:p>
-      <w:pPr>
-        <w:pStyle w:val="Compact"/>
-        <w:numPr>
-          <w:ilvl w:val="0"/>
-          <w:numId w:val="1001"/>
-        </w:numPr>
-      </w:pPr>
-      <w:r>
-        <w:t xml:space="preserve">디자이너 선택 →</w:t>
-      </w:r>
-      <w:r>
-        <w:t xml:space="preserve"> </w:t>
-      </w:r>
       <w:r>
         <w:rPr>
           <w:b/>
           <w:bCs/>
         </w:rPr>
-        <w:t xml:space="preserve">PIN: 1234</w:t>
+        <w:t xml:space="preserve">스플래시</w:t>
+      </w:r>
+      <w:r>
+        <w:t xml:space="preserve">: BDX 로고 +</w:t>
       </w:r>
       <w:r>
         <w:t xml:space="preserve"> </w:t>
       </w:r>
       <w:r>
-        <w:t xml:space="preserve">입력</w:t>
+        <w:t xml:space="preserve">“상담을 정리하는 가장 쉬운 방법”</w:t>
       </w:r>
     </w:p>
     <w:p>
@@ -154,10 +106,505 @@
         </w:numPr>
       </w:pPr>
       <w:r>
-        <w:t xml:space="preserve">홈 화면 진입</w:t>
-      </w:r>
-    </w:p>
-    <w:bookmarkStart w:id="9" w:name="데모-계정"/>
+        <w:rPr>
+          <w:b/>
+          <w:bCs/>
+        </w:rPr>
+        <w:t xml:space="preserve">인트로 슬라이드</w:t>
+      </w:r>
+      <w:r>
+        <w:t xml:space="preserve"> </w:t>
+      </w:r>
+      <w:r>
+        <w:t xml:space="preserve">(2장): 앱 소개 →</w:t>
+      </w:r>
+      <w:r>
+        <w:t xml:space="preserve"> </w:t>
+      </w:r>
+      <w:r>
+        <w:t xml:space="preserve">“시작하기”</w:t>
+      </w:r>
+      <w:r>
+        <w:t xml:space="preserve"> </w:t>
+      </w:r>
+      <w:r>
+        <w:t xml:space="preserve">버튼</w:t>
+      </w:r>
+    </w:p>
+    <w:p>
+      <w:pPr>
+        <w:pStyle w:val="Compact"/>
+        <w:numPr>
+          <w:ilvl w:val="0"/>
+          <w:numId w:val="1001"/>
+        </w:numPr>
+      </w:pPr>
+      <w:r>
+        <w:rPr>
+          <w:b/>
+          <w:bCs/>
+        </w:rPr>
+        <w:t xml:space="preserve">로그인/회원가입</w:t>
+      </w:r>
+      <w:r>
+        <w:t xml:space="preserve">: 구글 로그인 또는 이메일·비밀번호 입력</w:t>
+      </w:r>
+    </w:p>
+    <w:p>
+      <w:pPr>
+        <w:pStyle w:val="Compact"/>
+        <w:numPr>
+          <w:ilvl w:val="0"/>
+          <w:numId w:val="1001"/>
+        </w:numPr>
+      </w:pPr>
+      <w:r>
+        <w:rPr>
+          <w:b/>
+          <w:bCs/>
+        </w:rPr>
+        <w:t xml:space="preserve">온보딩</w:t>
+      </w:r>
+      <w:r>
+        <w:t xml:space="preserve"> </w:t>
+      </w:r>
+      <w:r>
+        <w:t xml:space="preserve">(매장 초기 설정, 약 3분 소요)</w:t>
+      </w:r>
+    </w:p>
+    <w:bookmarkEnd w:id="9"/>
+    <w:bookmarkStart w:id="10" w:name="온보딩-매장-초기-설정-7단계"/>
+    <w:p>
+      <w:pPr>
+        <w:pStyle w:val="Heading3"/>
+      </w:pPr>
+      <w:r>
+        <w:t xml:space="preserve">온보딩 — 매장 초기 설정 (7단계)</w:t>
+      </w:r>
+    </w:p>
+    <w:p>
+      <w:pPr>
+        <w:pStyle w:val="FirstParagraph"/>
+      </w:pPr>
+      <w:r>
+        <w:t xml:space="preserve">최초 가입 시 매장 기본 정보를 설정하는 마법사입니다. 진행바가 표시됩니다.</w:t>
+      </w:r>
+    </w:p>
+    <w:tbl>
+      <w:tblPr>
+        <w:tblStyle w:val="Table"/>
+        <w:tblW w:type="pct" w:w="5000"/>
+        <w:tblLayout w:type="fixed"/>
+        <w:tblLook w:firstRow="1" w:lastRow="0" w:firstColumn="0" w:lastColumn="0" w:noHBand="0" w:noVBand="0" w:val="0020"/>
+      </w:tblPr>
+      <w:tblGrid>
+        <w:gridCol w:w="2160"/>
+        <w:gridCol w:w="2160"/>
+        <w:gridCol w:w="3600"/>
+      </w:tblGrid>
+      <w:tr>
+        <w:trPr>
+          <w:tblHeader w:val="on"/>
+        </w:trPr>
+        <w:tc>
+          <w:tcPr/>
+          <w:p>
+            <w:pPr>
+              <w:pStyle w:val="Compact"/>
+            </w:pPr>
+            <w:r>
+              <w:t xml:space="preserve">단계</w:t>
+            </w:r>
+          </w:p>
+        </w:tc>
+        <w:tc>
+          <w:tcPr/>
+          <w:p>
+            <w:pPr>
+              <w:pStyle w:val="Compact"/>
+            </w:pPr>
+            <w:r>
+              <w:t xml:space="preserve">화면</w:t>
+            </w:r>
+          </w:p>
+        </w:tc>
+        <w:tc>
+          <w:tcPr/>
+          <w:p>
+            <w:pPr>
+              <w:pStyle w:val="Compact"/>
+            </w:pPr>
+            <w:r>
+              <w:t xml:space="preserve">설정 내용</w:t>
+            </w:r>
+          </w:p>
+        </w:tc>
+      </w:tr>
+      <w:tr>
+        <w:tc>
+          <w:tcPr/>
+          <w:p>
+            <w:pPr>
+              <w:pStyle w:val="Compact"/>
+            </w:pPr>
+            <w:r>
+              <w:t xml:space="preserve">1</w:t>
+            </w:r>
+          </w:p>
+        </w:tc>
+        <w:tc>
+          <w:tcPr/>
+          <w:p>
+            <w:pPr>
+              <w:pStyle w:val="Compact"/>
+            </w:pPr>
+            <w:r>
+              <w:t xml:space="preserve">매장 정보</w:t>
+            </w:r>
+          </w:p>
+        </w:tc>
+        <w:tc>
+          <w:tcPr/>
+          <w:p>
+            <w:pPr>
+              <w:pStyle w:val="Compact"/>
+            </w:pPr>
+            <w:r>
+              <w:t xml:space="preserve">매장 이름, 전화번호, 주소, 영업시간 (요일별 설정 가능)</w:t>
+            </w:r>
+          </w:p>
+        </w:tc>
+      </w:tr>
+      <w:tr>
+        <w:tc>
+          <w:tcPr/>
+          <w:p>
+            <w:pPr>
+              <w:pStyle w:val="Compact"/>
+            </w:pPr>
+            <w:r>
+              <w:t xml:space="preserve">2</w:t>
+            </w:r>
+          </w:p>
+        </w:tc>
+        <w:tc>
+          <w:tcPr/>
+          <w:p>
+            <w:pPr>
+              <w:pStyle w:val="Compact"/>
+            </w:pPr>
+            <w:r>
+              <w:t xml:space="preserve">서비스 선택</w:t>
+            </w:r>
+          </w:p>
+        </w:tc>
+        <w:tc>
+          <w:tcPr/>
+          <w:p>
+            <w:pPr>
+              <w:pStyle w:val="Compact"/>
+            </w:pPr>
+            <w:r>
+              <w:t xml:space="preserve">제공 시술 종류 선택 (젤네일, 아크릴, 아트, 케어, 페디큐어, 연장, 리페어 등)</w:t>
+            </w:r>
+          </w:p>
+        </w:tc>
+      </w:tr>
+      <w:tr>
+        <w:tc>
+          <w:tcPr/>
+          <w:p>
+            <w:pPr>
+              <w:pStyle w:val="Compact"/>
+            </w:pPr>
+            <w:r>
+              <w:t xml:space="preserve">3</w:t>
+            </w:r>
+          </w:p>
+        </w:tc>
+        <w:tc>
+          <w:tcPr/>
+          <w:p>
+            <w:pPr>
+              <w:pStyle w:val="Compact"/>
+            </w:pPr>
+            <w:r>
+              <w:t xml:space="preserve">기본 가격</w:t>
+            </w:r>
+          </w:p>
+        </w:tc>
+        <w:tc>
+          <w:tcPr/>
+          <w:p>
+            <w:pPr>
+              <w:pStyle w:val="Compact"/>
+            </w:pPr>
+            <w:r>
+              <w:t xml:space="preserve">핸드 기본가, 페디큐어 기본가, 오프 가격 설정</w:t>
+            </w:r>
+          </w:p>
+        </w:tc>
+      </w:tr>
+      <w:tr>
+        <w:tc>
+          <w:tcPr/>
+          <w:p>
+            <w:pPr>
+              <w:pStyle w:val="Compact"/>
+            </w:pPr>
+            <w:r>
+              <w:t xml:space="preserve">4</w:t>
+            </w:r>
+          </w:p>
+        </w:tc>
+        <w:tc>
+          <w:tcPr/>
+          <w:p>
+            <w:pPr>
+              <w:pStyle w:val="Compact"/>
+            </w:pPr>
+            <w:r>
+              <w:t xml:space="preserve">추가금 설정</w:t>
+            </w:r>
+          </w:p>
+        </w:tc>
+        <w:tc>
+          <w:tcPr/>
+          <w:p>
+            <w:pPr>
+              <w:pStyle w:val="Compact"/>
+            </w:pPr>
+            <w:r>
+              <w:t xml:space="preserve">그라데이션, 프렌치, 마그네틱, 풀아트, 파츠 등 항목별 추가금</w:t>
+            </w:r>
+          </w:p>
+        </w:tc>
+      </w:tr>
+      <w:tr>
+        <w:tc>
+          <w:tcPr/>
+          <w:p>
+            <w:pPr>
+              <w:pStyle w:val="Compact"/>
+            </w:pPr>
+            <w:r>
+              <w:t xml:space="preserve">5</w:t>
+            </w:r>
+          </w:p>
+        </w:tc>
+        <w:tc>
+          <w:tcPr/>
+          <w:p>
+            <w:pPr>
+              <w:pStyle w:val="Compact"/>
+            </w:pPr>
+            <w:r>
+              <w:t xml:space="preserve">시술 시간</w:t>
+            </w:r>
+          </w:p>
+        </w:tc>
+        <w:tc>
+          <w:tcPr/>
+          <w:p>
+            <w:pPr>
+              <w:pStyle w:val="Compact"/>
+            </w:pPr>
+            <w:r>
+              <w:t xml:space="preserve">서비스별 평균 소요 시간 (5분 단위)</w:t>
+            </w:r>
+          </w:p>
+        </w:tc>
+      </w:tr>
+      <w:tr>
+        <w:tc>
+          <w:tcPr/>
+          <w:p>
+            <w:pPr>
+              <w:pStyle w:val="Compact"/>
+            </w:pPr>
+            <w:r>
+              <w:t xml:space="preserve">6</w:t>
+            </w:r>
+          </w:p>
+        </w:tc>
+        <w:tc>
+          <w:tcPr/>
+          <w:p>
+            <w:pPr>
+              <w:pStyle w:val="Compact"/>
+            </w:pPr>
+            <w:r>
+              <w:t xml:space="preserve">테마 선택</w:t>
+            </w:r>
+          </w:p>
+        </w:tc>
+        <w:tc>
+          <w:tcPr/>
+          <w:p>
+            <w:pPr>
+              <w:pStyle w:val="Compact"/>
+            </w:pPr>
+            <w:r>
+              <w:t xml:space="preserve">매장 분위기에 맞는 앱 색상 테마 (9종)</w:t>
+            </w:r>
+          </w:p>
+        </w:tc>
+      </w:tr>
+      <w:tr>
+        <w:tc>
+          <w:tcPr/>
+          <w:p>
+            <w:pPr>
+              <w:pStyle w:val="Compact"/>
+            </w:pPr>
+            <w:r>
+              <w:t xml:space="preserve">7</w:t>
+            </w:r>
+          </w:p>
+        </w:tc>
+        <w:tc>
+          <w:tcPr/>
+          <w:p>
+            <w:pPr>
+              <w:pStyle w:val="Compact"/>
+            </w:pPr>
+            <w:r>
+              <w:t xml:space="preserve">완료</w:t>
+            </w:r>
+          </w:p>
+        </w:tc>
+        <w:tc>
+          <w:tcPr/>
+          <w:p>
+            <w:pPr>
+              <w:pStyle w:val="Compact"/>
+            </w:pPr>
+            <w:r>
+              <w:t xml:space="preserve">설정 요약 확인 → 홈 화면 진입</w:t>
+            </w:r>
+          </w:p>
+        </w:tc>
+      </w:tr>
+    </w:tbl>
+    <w:bookmarkEnd w:id="10"/>
+    <w:bookmarkStart w:id="11" w:name="재진입-로그인"/>
+    <w:p>
+      <w:pPr>
+        <w:pStyle w:val="Heading3"/>
+      </w:pPr>
+      <w:r>
+        <w:t xml:space="preserve">재진입 (로그인)</w:t>
+      </w:r>
+    </w:p>
+    <w:p>
+      <w:pPr>
+        <w:pStyle w:val="FirstParagraph"/>
+      </w:pPr>
+      <w:r>
+        <w:t xml:space="preserve">온보딩 완료 후에는</w:t>
+      </w:r>
+      <w:r>
+        <w:t xml:space="preserve"> </w:t>
+      </w:r>
+      <w:r>
+        <w:rPr>
+          <w:b/>
+          <w:bCs/>
+        </w:rPr>
+        <w:t xml:space="preserve">잠금 화면</w:t>
+      </w:r>
+      <w:r>
+        <w:t xml:space="preserve">으로 진입합니다.</w:t>
+      </w:r>
+    </w:p>
+    <w:p>
+      <w:pPr>
+        <w:pStyle w:val="Compact"/>
+        <w:numPr>
+          <w:ilvl w:val="0"/>
+          <w:numId w:val="1002"/>
+        </w:numPr>
+      </w:pPr>
+      <w:r>
+        <w:t xml:space="preserve">역할 선택:</w:t>
+      </w:r>
+      <w:r>
+        <w:t xml:space="preserve"> </w:t>
+      </w:r>
+      <w:r>
+        <w:t xml:space="preserve">“사장님”</w:t>
+      </w:r>
+      <w:r>
+        <w:t xml:space="preserve"> </w:t>
+      </w:r>
+      <w:r>
+        <w:t xml:space="preserve">또는</w:t>
+      </w:r>
+      <w:r>
+        <w:t xml:space="preserve"> </w:t>
+      </w:r>
+      <w:r>
+        <w:t xml:space="preserve">“직원”</w:t>
+      </w:r>
+    </w:p>
+    <w:p>
+      <w:pPr>
+        <w:pStyle w:val="Compact"/>
+        <w:numPr>
+          <w:ilvl w:val="0"/>
+          <w:numId w:val="1002"/>
+        </w:numPr>
+      </w:pPr>
+      <w:r>
+        <w:t xml:space="preserve">디자이너(선생님) 선택 → 4자리 PIN 입력</w:t>
+      </w:r>
+    </w:p>
+    <w:p>
+      <w:pPr>
+        <w:pStyle w:val="Compact"/>
+        <w:numPr>
+          <w:ilvl w:val="0"/>
+          <w:numId w:val="1002"/>
+        </w:numPr>
+      </w:pPr>
+      <w:r>
+        <w:t xml:space="preserve">사장님은</w:t>
+      </w:r>
+      <w:r>
+        <w:t xml:space="preserve"> </w:t>
+      </w:r>
+      <w:r>
+        <w:rPr>
+          <w:b/>
+          <w:bCs/>
+        </w:rPr>
+        <w:t xml:space="preserve">전체 데이터</w:t>
+      </w:r>
+      <w:r>
+        <w:t xml:space="preserve"> </w:t>
+      </w:r>
+      <w:r>
+        <w:t xml:space="preserve">접근, 직원은</w:t>
+      </w:r>
+      <w:r>
+        <w:t xml:space="preserve"> </w:t>
+      </w:r>
+      <w:r>
+        <w:rPr>
+          <w:b/>
+          <w:bCs/>
+        </w:rPr>
+        <w:t xml:space="preserve">본인 데이터만</w:t>
+      </w:r>
+      <w:r>
+        <w:t xml:space="preserve"> </w:t>
+      </w:r>
+      <w:r>
+        <w:t xml:space="preserve">접근</w:t>
+      </w:r>
+    </w:p>
+    <w:bookmarkEnd w:id="11"/>
+    <w:bookmarkStart w:id="12" w:name="데모-계정"/>
     <w:p>
       <w:pPr>
         <w:pStyle w:val="Heading3"/>
@@ -371,7 +818,7 @@
         <w:pStyle w:val="BlockText"/>
       </w:pPr>
       <w:r>
-        <w:t xml:space="preserve">데모 데이터(고객, 예약, 상담 기록)가 미리 세팅되어 있어 바로 체험 가능합니다.</w:t>
+        <w:t xml:space="preserve">데모에서는 온보딩이 완료된 상태로, 바로 잠금 화면에서 시작합니다.</w:t>
       </w:r>
     </w:p>
     <w:p>
@@ -381,9 +828,9 @@
         </w:pict>
       </w:r>
     </w:p>
-    <w:bookmarkEnd w:id="9"/>
-    <w:bookmarkEnd w:id="10"/>
-    <w:bookmarkStart w:id="18" w:name="화면-구성"/>
+    <w:bookmarkEnd w:id="12"/>
+    <w:bookmarkEnd w:id="13"/>
+    <w:bookmarkStart w:id="21" w:name="화면-구성"/>
     <w:p>
       <w:pPr>
         <w:pStyle w:val="Heading2"/>
@@ -392,7 +839,7 @@
         <w:t xml:space="preserve">화면 구성</w:t>
       </w:r>
     </w:p>
-    <w:bookmarkStart w:id="11" w:name="홈"/>
+    <w:bookmarkStart w:id="14" w:name="홈"/>
     <w:p>
       <w:pPr>
         <w:pStyle w:val="Heading3"/>
@@ -414,7 +861,7 @@
         <w:pStyle w:val="Compact"/>
         <w:numPr>
           <w:ilvl w:val="0"/>
-          <w:numId w:val="1002"/>
+          <w:numId w:val="1003"/>
         </w:numPr>
       </w:pPr>
       <w:r>
@@ -433,7 +880,7 @@
         <w:pStyle w:val="Compact"/>
         <w:numPr>
           <w:ilvl w:val="0"/>
-          <w:numId w:val="1002"/>
+          <w:numId w:val="1003"/>
         </w:numPr>
       </w:pPr>
       <w:r>
@@ -452,7 +899,7 @@
         <w:pStyle w:val="Compact"/>
         <w:numPr>
           <w:ilvl w:val="0"/>
-          <w:numId w:val="1002"/>
+          <w:numId w:val="1003"/>
         </w:numPr>
       </w:pPr>
       <w:r>
@@ -471,7 +918,7 @@
         <w:pStyle w:val="Compact"/>
         <w:numPr>
           <w:ilvl w:val="0"/>
-          <w:numId w:val="1002"/>
+          <w:numId w:val="1003"/>
         </w:numPr>
       </w:pPr>
       <w:r>
@@ -492,8 +939,8 @@
         </w:pict>
       </w:r>
     </w:p>
-    <w:bookmarkEnd w:id="11"/>
-    <w:bookmarkStart w:id="12" w:name="상담-플로우"/>
+    <w:bookmarkEnd w:id="14"/>
+    <w:bookmarkStart w:id="15" w:name="상담-플로우"/>
     <w:p>
       <w:pPr>
         <w:pStyle w:val="Heading3"/>
@@ -576,7 +1023,7 @@
         <w:pStyle w:val="Compact"/>
         <w:numPr>
           <w:ilvl w:val="0"/>
-          <w:numId w:val="1003"/>
+          <w:numId w:val="1004"/>
         </w:numPr>
       </w:pPr>
       <w:r>
@@ -588,7 +1035,7 @@
         <w:pStyle w:val="Compact"/>
         <w:numPr>
           <w:ilvl w:val="0"/>
-          <w:numId w:val="1003"/>
+          <w:numId w:val="1004"/>
         </w:numPr>
       </w:pPr>
       <w:r>
@@ -600,7 +1047,7 @@
         <w:pStyle w:val="Compact"/>
         <w:numPr>
           <w:ilvl w:val="0"/>
-          <w:numId w:val="1003"/>
+          <w:numId w:val="1004"/>
         </w:numPr>
       </w:pPr>
       <w:r>
@@ -612,7 +1059,7 @@
         <w:pStyle w:val="Compact"/>
         <w:numPr>
           <w:ilvl w:val="0"/>
-          <w:numId w:val="1003"/>
+          <w:numId w:val="1004"/>
         </w:numPr>
       </w:pPr>
       <w:r>
@@ -838,7 +1285,7 @@
         <w:pStyle w:val="Compact"/>
         <w:numPr>
           <w:ilvl w:val="0"/>
-          <w:numId w:val="1004"/>
+          <w:numId w:val="1005"/>
         </w:numPr>
       </w:pPr>
       <w:r>
@@ -850,7 +1297,7 @@
         <w:pStyle w:val="Compact"/>
         <w:numPr>
           <w:ilvl w:val="0"/>
-          <w:numId w:val="1004"/>
+          <w:numId w:val="1005"/>
         </w:numPr>
       </w:pPr>
       <w:r>
@@ -862,7 +1309,7 @@
         <w:pStyle w:val="Compact"/>
         <w:numPr>
           <w:ilvl w:val="0"/>
-          <w:numId w:val="1004"/>
+          <w:numId w:val="1005"/>
         </w:numPr>
       </w:pPr>
       <w:r>
@@ -912,8 +1359,8 @@
         </w:pict>
       </w:r>
     </w:p>
-    <w:bookmarkEnd w:id="12"/>
-    <w:bookmarkStart w:id="13" w:name="시술-확인서"/>
+    <w:bookmarkEnd w:id="15"/>
+    <w:bookmarkStart w:id="16" w:name="시술-확인서"/>
     <w:p>
       <w:pPr>
         <w:pStyle w:val="Heading3"/>
@@ -935,7 +1382,7 @@
         <w:pStyle w:val="Compact"/>
         <w:numPr>
           <w:ilvl w:val="0"/>
-          <w:numId w:val="1005"/>
+          <w:numId w:val="1006"/>
         </w:numPr>
       </w:pPr>
       <w:r>
@@ -954,7 +1401,7 @@
         <w:pStyle w:val="Compact"/>
         <w:numPr>
           <w:ilvl w:val="0"/>
-          <w:numId w:val="1005"/>
+          <w:numId w:val="1006"/>
         </w:numPr>
       </w:pPr>
       <w:r>
@@ -973,7 +1420,7 @@
         <w:pStyle w:val="Compact"/>
         <w:numPr>
           <w:ilvl w:val="0"/>
-          <w:numId w:val="1005"/>
+          <w:numId w:val="1006"/>
         </w:numPr>
       </w:pPr>
       <w:r>
@@ -992,7 +1439,7 @@
         <w:pStyle w:val="Compact"/>
         <w:numPr>
           <w:ilvl w:val="0"/>
-          <w:numId w:val="1005"/>
+          <w:numId w:val="1006"/>
         </w:numPr>
       </w:pPr>
       <w:r>
@@ -1013,8 +1460,8 @@
         </w:pict>
       </w:r>
     </w:p>
-    <w:bookmarkEnd w:id="13"/>
-    <w:bookmarkStart w:id="14" w:name="기록-관리"/>
+    <w:bookmarkEnd w:id="16"/>
+    <w:bookmarkStart w:id="17" w:name="기록-관리"/>
     <w:p>
       <w:pPr>
         <w:pStyle w:val="Heading3"/>
@@ -1048,7 +1495,7 @@
         <w:pStyle w:val="Compact"/>
         <w:numPr>
           <w:ilvl w:val="0"/>
-          <w:numId w:val="1006"/>
+          <w:numId w:val="1007"/>
         </w:numPr>
       </w:pPr>
       <w:r>
@@ -1060,7 +1507,7 @@
         <w:pStyle w:val="Compact"/>
         <w:numPr>
           <w:ilvl w:val="0"/>
-          <w:numId w:val="1006"/>
+          <w:numId w:val="1007"/>
         </w:numPr>
       </w:pPr>
       <w:r>
@@ -1072,7 +1519,7 @@
         <w:pStyle w:val="Compact"/>
         <w:numPr>
           <w:ilvl w:val="0"/>
-          <w:numId w:val="1006"/>
+          <w:numId w:val="1007"/>
         </w:numPr>
       </w:pPr>
       <w:r>
@@ -1096,7 +1543,7 @@
         <w:pStyle w:val="Compact"/>
         <w:numPr>
           <w:ilvl w:val="0"/>
-          <w:numId w:val="1007"/>
+          <w:numId w:val="1008"/>
         </w:numPr>
       </w:pPr>
       <w:r>
@@ -1108,7 +1555,7 @@
         <w:pStyle w:val="Compact"/>
         <w:numPr>
           <w:ilvl w:val="0"/>
-          <w:numId w:val="1007"/>
+          <w:numId w:val="1008"/>
         </w:numPr>
       </w:pPr>
       <w:r>
@@ -1120,7 +1567,7 @@
         <w:pStyle w:val="Compact"/>
         <w:numPr>
           <w:ilvl w:val="0"/>
-          <w:numId w:val="1007"/>
+          <w:numId w:val="1008"/>
         </w:numPr>
       </w:pPr>
       <w:r>
@@ -1134,8 +1581,8 @@
         </w:pict>
       </w:r>
     </w:p>
-    <w:bookmarkEnd w:id="14"/>
-    <w:bookmarkStart w:id="15" w:name="고객-관리"/>
+    <w:bookmarkEnd w:id="17"/>
+    <w:bookmarkStart w:id="18" w:name="고객-관리"/>
     <w:p>
       <w:pPr>
         <w:pStyle w:val="Heading3"/>
@@ -1176,7 +1623,7 @@
         <w:pStyle w:val="Compact"/>
         <w:numPr>
           <w:ilvl w:val="0"/>
-          <w:numId w:val="1008"/>
+          <w:numId w:val="1009"/>
         </w:numPr>
       </w:pPr>
       <w:r>
@@ -1188,7 +1635,7 @@
         <w:pStyle w:val="Compact"/>
         <w:numPr>
           <w:ilvl w:val="0"/>
-          <w:numId w:val="1008"/>
+          <w:numId w:val="1009"/>
         </w:numPr>
       </w:pPr>
       <w:r>
@@ -1200,7 +1647,7 @@
         <w:pStyle w:val="Compact"/>
         <w:numPr>
           <w:ilvl w:val="0"/>
-          <w:numId w:val="1008"/>
+          <w:numId w:val="1009"/>
         </w:numPr>
       </w:pPr>
       <w:r>
@@ -1212,7 +1659,7 @@
         <w:pStyle w:val="Compact"/>
         <w:numPr>
           <w:ilvl w:val="0"/>
-          <w:numId w:val="1008"/>
+          <w:numId w:val="1009"/>
         </w:numPr>
       </w:pPr>
       <w:r>
@@ -1245,7 +1692,7 @@
         <w:pStyle w:val="Compact"/>
         <w:numPr>
           <w:ilvl w:val="0"/>
-          <w:numId w:val="1008"/>
+          <w:numId w:val="1009"/>
         </w:numPr>
       </w:pPr>
       <w:r>
@@ -1257,7 +1704,7 @@
         <w:pStyle w:val="Compact"/>
         <w:numPr>
           <w:ilvl w:val="0"/>
-          <w:numId w:val="1008"/>
+          <w:numId w:val="1009"/>
         </w:numPr>
       </w:pPr>
       <w:r>
@@ -1271,8 +1718,8 @@
         </w:pict>
       </w:r>
     </w:p>
-    <w:bookmarkEnd w:id="15"/>
-    <w:bookmarkStart w:id="16" w:name="대시보드-사장님-전용"/>
+    <w:bookmarkEnd w:id="18"/>
+    <w:bookmarkStart w:id="19" w:name="대시보드-사장님-전용"/>
     <w:p>
       <w:pPr>
         <w:pStyle w:val="Heading3"/>
@@ -1294,7 +1741,7 @@
         <w:pStyle w:val="Compact"/>
         <w:numPr>
           <w:ilvl w:val="0"/>
-          <w:numId w:val="1009"/>
+          <w:numId w:val="1010"/>
         </w:numPr>
       </w:pPr>
       <w:r>
@@ -1313,7 +1760,7 @@
         <w:pStyle w:val="Compact"/>
         <w:numPr>
           <w:ilvl w:val="0"/>
-          <w:numId w:val="1009"/>
+          <w:numId w:val="1010"/>
         </w:numPr>
       </w:pPr>
       <w:r>
@@ -1332,7 +1779,7 @@
         <w:pStyle w:val="Compact"/>
         <w:numPr>
           <w:ilvl w:val="0"/>
-          <w:numId w:val="1009"/>
+          <w:numId w:val="1010"/>
         </w:numPr>
       </w:pPr>
       <w:r>
@@ -1351,7 +1798,7 @@
         <w:pStyle w:val="Compact"/>
         <w:numPr>
           <w:ilvl w:val="0"/>
-          <w:numId w:val="1009"/>
+          <w:numId w:val="1010"/>
         </w:numPr>
       </w:pPr>
       <w:r>
@@ -1370,7 +1817,7 @@
         <w:pStyle w:val="Compact"/>
         <w:numPr>
           <w:ilvl w:val="0"/>
-          <w:numId w:val="1009"/>
+          <w:numId w:val="1010"/>
         </w:numPr>
       </w:pPr>
       <w:r>
@@ -1389,7 +1836,7 @@
         <w:pStyle w:val="Compact"/>
         <w:numPr>
           <w:ilvl w:val="0"/>
-          <w:numId w:val="1009"/>
+          <w:numId w:val="1010"/>
         </w:numPr>
       </w:pPr>
       <w:r>
@@ -1408,7 +1855,7 @@
         <w:pStyle w:val="Compact"/>
         <w:numPr>
           <w:ilvl w:val="0"/>
-          <w:numId w:val="1009"/>
+          <w:numId w:val="1010"/>
         </w:numPr>
       </w:pPr>
       <w:r>
@@ -1429,8 +1876,8 @@
         </w:pict>
       </w:r>
     </w:p>
-    <w:bookmarkEnd w:id="16"/>
-    <w:bookmarkStart w:id="17" w:name="설정"/>
+    <w:bookmarkEnd w:id="19"/>
+    <w:bookmarkStart w:id="20" w:name="설정"/>
     <w:p>
       <w:pPr>
         <w:pStyle w:val="Heading3"/>
@@ -1452,7 +1899,7 @@
         <w:pStyle w:val="Compact"/>
         <w:numPr>
           <w:ilvl w:val="0"/>
-          <w:numId w:val="1010"/>
+          <w:numId w:val="1011"/>
         </w:numPr>
       </w:pPr>
       <w:r>
@@ -1471,7 +1918,7 @@
         <w:pStyle w:val="Compact"/>
         <w:numPr>
           <w:ilvl w:val="0"/>
-          <w:numId w:val="1010"/>
+          <w:numId w:val="1011"/>
         </w:numPr>
       </w:pPr>
       <w:r>
@@ -1490,7 +1937,7 @@
         <w:pStyle w:val="Compact"/>
         <w:numPr>
           <w:ilvl w:val="0"/>
-          <w:numId w:val="1010"/>
+          <w:numId w:val="1011"/>
         </w:numPr>
       </w:pPr>
       <w:r>
@@ -1509,7 +1956,7 @@
         <w:pStyle w:val="Compact"/>
         <w:numPr>
           <w:ilvl w:val="0"/>
-          <w:numId w:val="1010"/>
+          <w:numId w:val="1011"/>
         </w:numPr>
       </w:pPr>
       <w:r>
@@ -1530,9 +1977,9 @@
         </w:pict>
       </w:r>
     </w:p>
-    <w:bookmarkEnd w:id="17"/>
-    <w:bookmarkEnd w:id="18"/>
-    <w:bookmarkStart w:id="19" w:name="테마-시스템"/>
+    <w:bookmarkEnd w:id="20"/>
+    <w:bookmarkEnd w:id="21"/>
+    <w:bookmarkStart w:id="22" w:name="테마-시스템"/>
     <w:p>
       <w:pPr>
         <w:pStyle w:val="Heading2"/>
@@ -1810,8 +2257,8 @@
         </w:pict>
       </w:r>
     </w:p>
-    <w:bookmarkEnd w:id="19"/>
-    <w:bookmarkStart w:id="20" w:name="지원-기기"/>
+    <w:bookmarkEnd w:id="22"/>
+    <w:bookmarkStart w:id="23" w:name="지원-기기"/>
     <w:p>
       <w:pPr>
         <w:pStyle w:val="Heading2"/>
@@ -1976,8 +2423,8 @@
         </w:pict>
       </w:r>
     </w:p>
-    <w:bookmarkEnd w:id="20"/>
-    <w:bookmarkStart w:id="21" w:name="데모-한계"/>
+    <w:bookmarkEnd w:id="23"/>
+    <w:bookmarkStart w:id="24" w:name="데모-한계"/>
     <w:p>
       <w:pPr>
         <w:pStyle w:val="Heading2"/>
@@ -2114,8 +2561,8 @@
         </w:tc>
       </w:tr>
     </w:tbl>
-    <w:bookmarkEnd w:id="21"/>
-    <w:bookmarkEnd w:id="22"/>
+    <w:bookmarkEnd w:id="24"/>
+    <w:bookmarkEnd w:id="25"/>
     <w:sectPr>
       <w:footnotePr>
         <w:numRestart w:val="eachSect"/>
@@ -2448,7 +2895,34 @@
     </w:lvlOverride>
   </w:num>
   <w:num w:numId="1002">
-    <w:abstractNumId w:val="991"/>
+    <w:abstractNumId w:val="99411"/>
+    <w:lvlOverride w:ilvl="0">
+      <w:startOverride w:val="1"/>
+    </w:lvlOverride>
+    <w:lvlOverride w:ilvl="1">
+      <w:startOverride w:val="1"/>
+    </w:lvlOverride>
+    <w:lvlOverride w:ilvl="2">
+      <w:startOverride w:val="1"/>
+    </w:lvlOverride>
+    <w:lvlOverride w:ilvl="3">
+      <w:startOverride w:val="1"/>
+    </w:lvlOverride>
+    <w:lvlOverride w:ilvl="4">
+      <w:startOverride w:val="1"/>
+    </w:lvlOverride>
+    <w:lvlOverride w:ilvl="5">
+      <w:startOverride w:val="1"/>
+    </w:lvlOverride>
+    <w:lvlOverride w:ilvl="6">
+      <w:startOverride w:val="1"/>
+    </w:lvlOverride>
+    <w:lvlOverride w:ilvl="7">
+      <w:startOverride w:val="1"/>
+    </w:lvlOverride>
+    <w:lvlOverride w:ilvl="8">
+      <w:startOverride w:val="1"/>
+    </w:lvlOverride>
   </w:num>
   <w:num w:numId="1003">
     <w:abstractNumId w:val="991"/>
@@ -2472,6 +2946,9 @@
     <w:abstractNumId w:val="991"/>
   </w:num>
   <w:num w:numId="1010">
+    <w:abstractNumId w:val="991"/>
+  </w:num>
+  <w:num w:numId="1011">
     <w:abstractNumId w:val="991"/>
   </w:num>
 </w:numbering>

--- a/docs/BDX-데모-소개.docx
+++ b/docs/BDX-데모-소개.docx
@@ -532,7 +532,7 @@
         <w:t xml:space="preserve"> </w:t>
       </w:r>
       <w:r>
-        <w:t xml:space="preserve">“사장님”</w:t>
+        <w:t xml:space="preserve">“원장님”</w:t>
       </w:r>
       <w:r>
         <w:t xml:space="preserve"> </w:t>
@@ -568,7 +568,7 @@
         </w:numPr>
       </w:pPr>
       <w:r>
-        <w:t xml:space="preserve">사장님은</w:t>
+        <w:t xml:space="preserve">원장님은</w:t>
       </w:r>
       <w:r>
         <w:t xml:space="preserve"> </w:t>
@@ -682,7 +682,7 @@
               <w:pStyle w:val="Compact"/>
             </w:pPr>
             <w:r>
-              <w:t xml:space="preserve">사장님</w:t>
+              <w:t xml:space="preserve">원장님</w:t>
             </w:r>
           </w:p>
         </w:tc>
@@ -1721,7 +1721,7 @@
         <w:pStyle w:val="FirstParagraph"/>
       </w:pPr>
       <w:r>
-        <w:t xml:space="preserve">사장님 로그인 시에만 접근 가능합니다.</w:t>
+        <w:t xml:space="preserve">원장님 로그인 시에만 접근 가능합니다.</w:t>
       </w:r>
     </w:p>
     <w:p>

--- a/docs/BDX-데모-소개.docx
+++ b/docs/BDX-데모-소개.docx
@@ -930,6 +930,25 @@
       </w:r>
       <w:r>
         <w:t xml:space="preserve">: 상담 플로우 진입 버튼</w:t>
+      </w:r>
+    </w:p>
+    <w:p>
+      <w:pPr>
+        <w:pStyle w:val="Compact"/>
+        <w:numPr>
+          <w:ilvl w:val="0"/>
+          <w:numId w:val="1003"/>
+        </w:numPr>
+      </w:pPr>
+      <w:r>
+        <w:rPr>
+          <w:b/>
+          <w:bCs/>
+        </w:rPr>
+        <w:t xml:space="preserve">새 예약 등록</w:t>
+      </w:r>
+      <w:r>
+        <w:t xml:space="preserve">: 고객명, 시간, 채널, 담당 선생님 지정하여 예약 생성</w:t>
       </w:r>
     </w:p>
     <w:p>

--- a/docs/BDX-데모-소개.docx
+++ b/docs/BDX-데모-소개.docx
@@ -869,10 +869,29 @@
           <w:b/>
           <w:bCs/>
         </w:rPr>
-        <w:t xml:space="preserve">오늘의 통계</w:t>
-      </w:r>
-      <w:r>
-        <w:t xml:space="preserve">: 상담 건수, 예약 건수, 매출 요약</w:t>
+        <w:t xml:space="preserve">새 상담 시작</w:t>
+      </w:r>
+      <w:r>
+        <w:t xml:space="preserve">: 상담 플로우 진입 버튼</w:t>
+      </w:r>
+    </w:p>
+    <w:p>
+      <w:pPr>
+        <w:pStyle w:val="Compact"/>
+        <w:numPr>
+          <w:ilvl w:val="0"/>
+          <w:numId w:val="1003"/>
+        </w:numPr>
+      </w:pPr>
+      <w:r>
+        <w:rPr>
+          <w:b/>
+          <w:bCs/>
+        </w:rPr>
+        <w:t xml:space="preserve">새 예약 등록</w:t>
+      </w:r>
+      <w:r>
+        <w:t xml:space="preserve">: 고객명, 시간, 채널, 담당 선생님 지정하여 예약 생성</w:t>
       </w:r>
     </w:p>
     <w:p>
@@ -926,10 +945,10 @@
           <w:b/>
           <w:bCs/>
         </w:rPr>
-        <w:t xml:space="preserve">새 상담 시작</w:t>
-      </w:r>
-      <w:r>
-        <w:t xml:space="preserve">: 상담 플로우 진입 버튼</w:t>
+        <w:t xml:space="preserve">오늘의 통계</w:t>
+      </w:r>
+      <w:r>
+        <w:t xml:space="preserve">: 상담 건수, 예약 건수, 매출 요약</w:t>
       </w:r>
     </w:p>
     <w:p>
@@ -945,10 +964,10 @@
           <w:b/>
           <w:bCs/>
         </w:rPr>
-        <w:t xml:space="preserve">새 예약 등록</w:t>
-      </w:r>
-      <w:r>
-        <w:t xml:space="preserve">: 고객명, 시간, 채널, 담당 선생님 지정하여 예약 생성</w:t>
+        <w:t xml:space="preserve">바로가기 버튼</w:t>
+      </w:r>
+      <w:r>
+        <w:t xml:space="preserve">: 고객 관리 / 일정 / 대시보드 / 설정</w:t>
       </w:r>
     </w:p>
     <w:p>

--- a/docs/BDX-데모-소개.docx
+++ b/docs/BDX-데모-소개.docx
@@ -556,7 +556,7 @@
         </w:numPr>
       </w:pPr>
       <w:r>
-        <w:t xml:space="preserve">디자이너(선생님) 선택 → 4자리 PIN 입력</w:t>
+        <w:t xml:space="preserve">선생님 선택 → 4자리 PIN 입력</w:t>
       </w:r>
     </w:p>
     <w:p>
@@ -992,7 +992,7 @@
         <w:pStyle w:val="FirstParagraph"/>
       </w:pPr>
       <w:r>
-        <w:t xml:space="preserve">디자이너가 고객과 태블릿을 함께 보며 진행합니다. 하단에</w:t>
+        <w:t xml:space="preserve">선생님가 고객과 태블릿을 함께 보며 진행합니다. 하단에</w:t>
       </w:r>
       <w:r>
         <w:t xml:space="preserve"> </w:t>
@@ -1023,7 +1023,7 @@
         <w:t xml:space="preserve"> </w:t>
       </w:r>
       <w:r>
-        <w:t xml:space="preserve">담당 디자이너 선택, 고객 언어 선택 (한/영/중/일)</w:t>
+        <w:t xml:space="preserve">담당 선생님 선택, 고객 언어 선택 (한/영/중/일)</w:t>
       </w:r>
     </w:p>
     <w:p>
@@ -1537,7 +1537,7 @@
         </w:numPr>
       </w:pPr>
       <w:r>
-        <w:t xml:space="preserve">주간 타임그리드: 디자이너별 다른 색상, 예약/상담 뱃지, 현재 시간 표시</w:t>
+        <w:t xml:space="preserve">주간 타임그리드: 선생님별 다른 색상, 예약/상담 뱃지, 현재 시간 표시</w:t>
       </w:r>
     </w:p>
     <w:p>
@@ -1641,7 +1641,7 @@
         <w:t xml:space="preserve">고객 목록</w:t>
       </w:r>
       <w:r>
-        <w:t xml:space="preserve">: 이름·연락처·담당 디자이너 검색, 전체/VIP/일반 필터</w:t>
+        <w:t xml:space="preserve">: 이름·연락처·담당 선생님 검색, 전체/VIP/일반 필터</w:t>
       </w:r>
     </w:p>
     <w:p>
@@ -1665,7 +1665,7 @@
         </w:numPr>
       </w:pPr>
       <w:r>
-        <w:t xml:space="preserve">기본 정보 + 담당 디자이너</w:t>
+        <w:t xml:space="preserve">기본 정보 + 담당 선생님</w:t>
       </w:r>
     </w:p>
     <w:p>
@@ -1835,7 +1835,7 @@
         <w:t xml:space="preserve">선생님별 매출</w:t>
       </w:r>
       <w:r>
-        <w:t xml:space="preserve">: 디자이너별 매출·건수·객단가 비교</w:t>
+        <w:t xml:space="preserve">: 선생님별 매출·건수·객단가 비교</w:t>
       </w:r>
     </w:p>
     <w:p>
@@ -2652,7 +2652,7 @@
               <w:pStyle w:val="Compact"/>
             </w:pPr>
             <w:r>
-              <w:t xml:space="preserve">잠금 화면에서 디자이너 간 빠른 계정 전환</w:t>
+              <w:t xml:space="preserve">잠금 화면에서 선생님 간 빠른 계정 전환</w:t>
             </w:r>
           </w:p>
         </w:tc>

--- a/docs/BDX-데모-소개.docx
+++ b/docs/BDX-데모-소개.docx
@@ -1993,7 +1993,7 @@
         <w:t xml:space="preserve">앱</w:t>
       </w:r>
       <w:r>
-        <w:t xml:space="preserve">: 언어 설정 (한/영/중/일), 온보딩 다시 하기, 데이터 초기화</w:t>
+        <w:t xml:space="preserve">: 언어 설정 (한/영/중/일), 온보딩 다시 하기, 사용 가이드 다시보기</w:t>
       </w:r>
     </w:p>
     <w:p>

--- a/docs/BDX-데모-소개.docx
+++ b/docs/BDX-데모-소개.docx
@@ -2,7 +2,7 @@
 <file path=word/document.xml><?xml version="1.0" encoding="utf-8"?>
 <w:document xmlns:w="http://schemas.openxmlformats.org/wordprocessingml/2006/main" xmlns:m="http://schemas.openxmlformats.org/officeDocument/2006/math" xmlns:r="http://schemas.openxmlformats.org/officeDocument/2006/relationships" xmlns:o="urn:schemas-microsoft-com:office:office" xmlns:v="urn:schemas-microsoft-com:vml" xmlns:w10="urn:schemas-microsoft-com:office:word" xmlns:a="http://schemas.openxmlformats.org/drawingml/2006/main" xmlns:pic="http://schemas.openxmlformats.org/drawingml/2006/picture" xmlns:wp="http://schemas.openxmlformats.org/drawingml/2006/wordprocessingDrawing">
   <w:body>
-    <w:bookmarkStart w:id="25" w:name="bdx-데모-플랫폼-안내"/>
+    <w:bookmarkStart w:id="30" w:name="bdx-데모-플랫폼-안내"/>
     <w:p>
       <w:pPr>
         <w:pStyle w:val="Heading1"/>
@@ -96,6 +96,12 @@
       <w:r>
         <w:t xml:space="preserve">“상담을 정리하는 가장 쉬운 방법”</w:t>
       </w:r>
+      <w:r>
+        <w:t xml:space="preserve"> </w:t>
+      </w:r>
+      <w:r>
+        <w:t xml:space="preserve">(5초 후 자동 전환)</w:t>
+      </w:r>
     </w:p>
     <w:p>
       <w:pPr>
@@ -116,19 +122,43 @@
         <w:t xml:space="preserve"> </w:t>
       </w:r>
       <w:r>
-        <w:t xml:space="preserve">(2장): 앱 소개 →</w:t>
-      </w:r>
-      <w:r>
-        <w:t xml:space="preserve"> </w:t>
-      </w:r>
-      <w:r>
-        <w:t xml:space="preserve">“시작하기”</w:t>
-      </w:r>
-      <w:r>
-        <w:t xml:space="preserve"> </w:t>
-      </w:r>
-      <w:r>
-        <w:t xml:space="preserve">버튼</w:t>
+        <w:t xml:space="preserve">(2장, 스와이프 가능)</w:t>
+      </w:r>
+    </w:p>
+    <w:p>
+      <w:pPr>
+        <w:pStyle w:val="Compact"/>
+        <w:numPr>
+          <w:ilvl w:val="1"/>
+          <w:numId w:val="1002"/>
+        </w:numPr>
+      </w:pPr>
+      <w:r>
+        <w:t xml:space="preserve">“시술 상담을 구조화하세요.”</w:t>
+      </w:r>
+      <w:r>
+        <w:t xml:space="preserve"> </w:t>
+      </w:r>
+      <w:r>
+        <w:t xml:space="preserve">— 가격과 시간을 자동 계산</w:t>
+      </w:r>
+    </w:p>
+    <w:p>
+      <w:pPr>
+        <w:pStyle w:val="Compact"/>
+        <w:numPr>
+          <w:ilvl w:val="1"/>
+          <w:numId w:val="1002"/>
+        </w:numPr>
+      </w:pPr>
+      <w:r>
+        <w:t xml:space="preserve">“합의 내용을 기록하세요.”</w:t>
+      </w:r>
+      <w:r>
+        <w:t xml:space="preserve"> </w:t>
+      </w:r>
+      <w:r>
+        <w:t xml:space="preserve">— 분쟁 없이 상담을 마무리</w:t>
       </w:r>
     </w:p>
     <w:p>
@@ -187,7 +217,7 @@
         <w:pStyle w:val="FirstParagraph"/>
       </w:pPr>
       <w:r>
-        <w:t xml:space="preserve">최초 가입 시 매장 기본 정보를 설정하는 창입니다. 진행바가 표시됩니다.</w:t>
+        <w:t xml:space="preserve">최초 가입 시 매장 기본 정보를 설정하는 창입니다. 상단에 진행바가 표시됩니다.</w:t>
       </w:r>
     </w:p>
     <w:tbl>
@@ -270,7 +300,7 @@
               <w:pStyle w:val="Compact"/>
             </w:pPr>
             <w:r>
-              <w:t xml:space="preserve">매장 이름, 전화번호, 주소, 영업시간 (요일별 설정 가능)</w:t>
+              <w:t xml:space="preserve">매장 이름, 전화번호, 주소, 영업시간 (일괄/요일별 설정)</w:t>
             </w:r>
           </w:p>
         </w:tc>
@@ -305,7 +335,7 @@
               <w:pStyle w:val="Compact"/>
             </w:pPr>
             <w:r>
-              <w:t xml:space="preserve">제공 시술 종류 선택 (젤네일, 아크릴, 아트, 케어, 페디큐어, 연장, 리페어 등)</w:t>
+              <w:t xml:space="preserve">네일(젤네일, 아크릴, 아트, 케어, 제거) · 페디(페디큐어) · 추가(연장, 리페어, 오버레이)</w:t>
             </w:r>
           </w:p>
         </w:tc>
@@ -340,7 +370,7 @@
               <w:pStyle w:val="Compact"/>
             </w:pPr>
             <w:r>
-              <w:t xml:space="preserve">핸드 기본가, 페디큐어 기본가, 오프 가격 설정</w:t>
+              <w:t xml:space="preserve">핸드 기본가, 페디큐어 기본가, 오프(자샵/타샵) 가격</w:t>
             </w:r>
           </w:p>
         </w:tc>
@@ -375,7 +405,7 @@
               <w:pStyle w:val="Compact"/>
             </w:pPr>
             <w:r>
-              <w:t xml:space="preserve">그라데이션, 프렌치, 마그네틱, 풀아트, 파츠 등 항목별 추가금</w:t>
+              <w:t xml:space="preserve">그라데이션, 프렌치, 마그네틱, 아트, 파츠, 리페어, 오버레이 등</w:t>
             </w:r>
           </w:p>
         </w:tc>
@@ -410,7 +440,7 @@
               <w:pStyle w:val="Compact"/>
             </w:pPr>
             <w:r>
-              <w:t xml:space="preserve">서비스별 평균 소요 시간 (5분 단위)</w:t>
+              <w:t xml:space="preserve">서비스별 평균 소요 시간 (5분 단위 조절)</w:t>
             </w:r>
           </w:p>
         </w:tc>
@@ -445,7 +475,7 @@
               <w:pStyle w:val="Compact"/>
             </w:pPr>
             <w:r>
-              <w:t xml:space="preserve">매장 분위기에 맞는 앱 색상 테마 (9종)</w:t>
+              <w:t xml:space="preserve">9종 컬러 테마 중 선택</w:t>
             </w:r>
           </w:p>
         </w:tc>
@@ -480,7 +510,25 @@
               <w:pStyle w:val="Compact"/>
             </w:pPr>
             <w:r>
-              <w:t xml:space="preserve">설정 요약 확인 → 홈 화면 진입</w:t>
+              <w:t xml:space="preserve">설정 요약 확인 →</w:t>
+            </w:r>
+            <w:r>
+              <w:t xml:space="preserve"> </w:t>
+            </w:r>
+            <w:r>
+              <w:t xml:space="preserve">“앱 둘러보기”</w:t>
+            </w:r>
+            <w:r>
+              <w:t xml:space="preserve"> </w:t>
+            </w:r>
+            <w:r>
+              <w:t xml:space="preserve">또는</w:t>
+            </w:r>
+            <w:r>
+              <w:t xml:space="preserve"> </w:t>
+            </w:r>
+            <w:r>
+              <w:t xml:space="preserve">“홈으로 이동”</w:t>
             </w:r>
           </w:p>
         </w:tc>
@@ -522,7 +570,7 @@
         <w:pStyle w:val="Compact"/>
         <w:numPr>
           <w:ilvl w:val="0"/>
-          <w:numId w:val="1002"/>
+          <w:numId w:val="1003"/>
         </w:numPr>
       </w:pPr>
       <w:r>
@@ -532,7 +580,7 @@
         <w:t xml:space="preserve"> </w:t>
       </w:r>
       <w:r>
-        <w:t xml:space="preserve">“원장님”</w:t>
+        <w:t xml:space="preserve">“원장”</w:t>
       </w:r>
       <w:r>
         <w:t xml:space="preserve"> </w:t>
@@ -552,23 +600,23 @@
         <w:pStyle w:val="Compact"/>
         <w:numPr>
           <w:ilvl w:val="0"/>
-          <w:numId w:val="1002"/>
-        </w:numPr>
-      </w:pPr>
-      <w:r>
-        <w:t xml:space="preserve">선생님 선택 → 4자리 PIN 입력</w:t>
-      </w:r>
-    </w:p>
-    <w:p>
-      <w:pPr>
-        <w:pStyle w:val="Compact"/>
-        <w:numPr>
-          <w:ilvl w:val="0"/>
-          <w:numId w:val="1002"/>
-        </w:numPr>
-      </w:pPr>
-      <w:r>
-        <w:t xml:space="preserve">원장님은</w:t>
+          <w:numId w:val="1003"/>
+        </w:numPr>
+      </w:pPr>
+      <w:r>
+        <w:t xml:space="preserve">선생님 선택 → 비밀번호 입력</w:t>
+      </w:r>
+    </w:p>
+    <w:p>
+      <w:pPr>
+        <w:pStyle w:val="Compact"/>
+        <w:numPr>
+          <w:ilvl w:val="0"/>
+          <w:numId w:val="1003"/>
+        </w:numPr>
+      </w:pPr>
+      <w:r>
+        <w:t xml:space="preserve">원장은</w:t>
       </w:r>
       <w:r>
         <w:t xml:space="preserve"> </w:t>
@@ -839,13 +887,22 @@
         <w:t xml:space="preserve">화면 구성</w:t>
       </w:r>
     </w:p>
-    <w:bookmarkStart w:id="14" w:name="홈"/>
+    <w:bookmarkStart w:id="14" w:name="홈-home"/>
     <w:p>
       <w:pPr>
         <w:pStyle w:val="Heading3"/>
       </w:pPr>
       <w:r>
-        <w:t xml:space="preserve">홈</w:t>
+        <w:t xml:space="preserve">홈 (</w:t>
+      </w:r>
+      <w:r>
+        <w:rPr>
+          <w:rStyle w:val="VerbatimChar"/>
+        </w:rPr>
+        <w:t xml:space="preserve">/home</w:t>
+      </w:r>
+      <w:r>
+        <w:t xml:space="preserve">)</w:t>
       </w:r>
     </w:p>
     <w:p>
@@ -853,72 +910,53 @@
         <w:pStyle w:val="FirstParagraph"/>
       </w:pPr>
       <w:r>
-        <w:t xml:space="preserve">로그인 후 첫 화면입니다.</w:t>
-      </w:r>
-    </w:p>
-    <w:p>
-      <w:pPr>
-        <w:pStyle w:val="Compact"/>
-        <w:numPr>
-          <w:ilvl w:val="0"/>
-          <w:numId w:val="1003"/>
-        </w:numPr>
-      </w:pPr>
-      <w:r>
-        <w:rPr>
-          <w:b/>
-          <w:bCs/>
-        </w:rPr>
-        <w:t xml:space="preserve">새 상담 시작</w:t>
-      </w:r>
-      <w:r>
-        <w:t xml:space="preserve">: 상담 플로우 진입 버튼</w:t>
-      </w:r>
-    </w:p>
-    <w:p>
-      <w:pPr>
-        <w:pStyle w:val="Compact"/>
-        <w:numPr>
-          <w:ilvl w:val="0"/>
-          <w:numId w:val="1003"/>
-        </w:numPr>
-      </w:pPr>
-      <w:r>
-        <w:rPr>
-          <w:b/>
-          <w:bCs/>
-        </w:rPr>
-        <w:t xml:space="preserve">새 예약 등록</w:t>
-      </w:r>
-      <w:r>
-        <w:t xml:space="preserve">: 고객명, 시간, 채널, 담당 선생님 지정하여 예약 생성</w:t>
-      </w:r>
-    </w:p>
-    <w:p>
-      <w:pPr>
-        <w:pStyle w:val="Compact"/>
-        <w:numPr>
-          <w:ilvl w:val="0"/>
-          <w:numId w:val="1003"/>
-        </w:numPr>
-      </w:pPr>
-      <w:r>
-        <w:rPr>
-          <w:b/>
-          <w:bCs/>
-        </w:rPr>
-        <w:t xml:space="preserve">오늘의 예약 목록</w:t>
-      </w:r>
-      <w:r>
-        <w:t xml:space="preserve">: 시간순 정렬, 탭하면 바로 상담 시작</w:t>
-      </w:r>
-    </w:p>
-    <w:p>
-      <w:pPr>
-        <w:pStyle w:val="Compact"/>
-        <w:numPr>
-          <w:ilvl w:val="0"/>
-          <w:numId w:val="1003"/>
+        <w:t xml:space="preserve">로그인 후 첫 화면입니다. 매장명, 인사말, 역할 뱃지가 표시됩니다.</w:t>
+      </w:r>
+    </w:p>
+    <w:p>
+      <w:pPr>
+        <w:pStyle w:val="Compact"/>
+        <w:numPr>
+          <w:ilvl w:val="0"/>
+          <w:numId w:val="1004"/>
+        </w:numPr>
+      </w:pPr>
+      <w:r>
+        <w:rPr>
+          <w:b/>
+          <w:bCs/>
+        </w:rPr>
+        <w:t xml:space="preserve">새 상담 / 새 예약 등록</w:t>
+      </w:r>
+      <w:r>
+        <w:t xml:space="preserve">: 2개의 메인 버튼 (상담 플로우 진입 / 예약 등록 모달)</w:t>
+      </w:r>
+    </w:p>
+    <w:p>
+      <w:pPr>
+        <w:pStyle w:val="Compact"/>
+        <w:numPr>
+          <w:ilvl w:val="0"/>
+          <w:numId w:val="1004"/>
+        </w:numPr>
+      </w:pPr>
+      <w:r>
+        <w:rPr>
+          <w:b/>
+          <w:bCs/>
+        </w:rPr>
+        <w:t xml:space="preserve">오늘의 예약</w:t>
+      </w:r>
+      <w:r>
+        <w:t xml:space="preserve">: 시간순 목록, 탭하면 바로 상담 시작</w:t>
+      </w:r>
+    </w:p>
+    <w:p>
+      <w:pPr>
+        <w:pStyle w:val="Compact"/>
+        <w:numPr>
+          <w:ilvl w:val="0"/>
+          <w:numId w:val="1004"/>
         </w:numPr>
       </w:pPr>
       <w:r>
@@ -929,45 +967,65 @@
         <w:t xml:space="preserve">최근 상담 기록</w:t>
       </w:r>
       <w:r>
-        <w:t xml:space="preserve">: 최근 4건 빠른 접근</w:t>
-      </w:r>
-    </w:p>
-    <w:p>
-      <w:pPr>
-        <w:pStyle w:val="Compact"/>
-        <w:numPr>
-          <w:ilvl w:val="0"/>
-          <w:numId w:val="1003"/>
-        </w:numPr>
-      </w:pPr>
-      <w:r>
-        <w:rPr>
-          <w:b/>
-          <w:bCs/>
-        </w:rPr>
-        <w:t xml:space="preserve">오늘의 통계</w:t>
-      </w:r>
-      <w:r>
-        <w:t xml:space="preserve">: 상담 건수, 예약 건수, 매출 요약</w:t>
-      </w:r>
-    </w:p>
-    <w:p>
-      <w:pPr>
-        <w:pStyle w:val="Compact"/>
-        <w:numPr>
-          <w:ilvl w:val="0"/>
-          <w:numId w:val="1003"/>
-        </w:numPr>
-      </w:pPr>
-      <w:r>
-        <w:rPr>
-          <w:b/>
-          <w:bCs/>
-        </w:rPr>
-        <w:t xml:space="preserve">바로가기 버튼</w:t>
-      </w:r>
-      <w:r>
-        <w:t xml:space="preserve">: 고객 관리 / 일정 / 대시보드 / 설정</w:t>
+        <w:t xml:space="preserve">: 최근 4건 빠른 접근 (고객명, 시술 종류, 금액)</w:t>
+      </w:r>
+    </w:p>
+    <w:p>
+      <w:pPr>
+        <w:pStyle w:val="Compact"/>
+        <w:numPr>
+          <w:ilvl w:val="0"/>
+          <w:numId w:val="1004"/>
+        </w:numPr>
+      </w:pPr>
+      <w:r>
+        <w:rPr>
+          <w:b/>
+          <w:bCs/>
+        </w:rPr>
+        <w:t xml:space="preserve">오늘 요약</w:t>
+      </w:r>
+      <w:r>
+        <w:t xml:space="preserve">: 오늘 상담 건수 · 예약 건수 · 오늘 매출</w:t>
+      </w:r>
+    </w:p>
+    <w:p>
+      <w:pPr>
+        <w:pStyle w:val="Compact"/>
+        <w:numPr>
+          <w:ilvl w:val="0"/>
+          <w:numId w:val="1004"/>
+        </w:numPr>
+      </w:pPr>
+      <w:r>
+        <w:rPr>
+          <w:b/>
+          <w:bCs/>
+        </w:rPr>
+        <w:t xml:space="preserve">바로가기</w:t>
+      </w:r>
+      <w:r>
+        <w:t xml:space="preserve">: 고객 · 일정 · 대시보드 · 설정 (2×2 그리드)</w:t>
+      </w:r>
+    </w:p>
+    <w:p>
+      <w:pPr>
+        <w:pStyle w:val="BlockText"/>
+      </w:pPr>
+      <w:r>
+        <w:t xml:space="preserve">첫 방문 시</w:t>
+      </w:r>
+      <w:r>
+        <w:t xml:space="preserve"> </w:t>
+      </w:r>
+      <w:r>
+        <w:rPr>
+          <w:rStyle w:val="VerbatimChar"/>
+        </w:rPr>
+        <w:t xml:space="preserve">?tour=true</w:t>
+      </w:r>
+      <w:r>
+        <w:t xml:space="preserve">로 진입하면 주요 기능을 안내하는 인터랙티브 투어가 표시됩니다.</w:t>
       </w:r>
     </w:p>
     <w:p>
@@ -992,7 +1050,7 @@
         <w:pStyle w:val="FirstParagraph"/>
       </w:pPr>
       <w:r>
-        <w:t xml:space="preserve">선생님가 고객과 태블릿을 함께 보며 진행합니다. 하단에</w:t>
+        <w:t xml:space="preserve">선생님이 고객과 태블릿을 함께 보며 진행합니다. 상단에</w:t>
       </w:r>
       <w:r>
         <w:t xml:space="preserve"> </w:t>
@@ -1023,7 +1081,81 @@
         <w:t xml:space="preserve"> </w:t>
       </w:r>
       <w:r>
-        <w:t xml:space="preserve">담당 선생님 선택, 고객 언어 선택 (한/영/중/일)</w:t>
+        <w:t xml:space="preserve">(</w:t>
+      </w:r>
+      <w:r>
+        <w:rPr>
+          <w:rStyle w:val="VerbatimChar"/>
+        </w:rPr>
+        <w:t xml:space="preserve">/consultation</w:t>
+      </w:r>
+      <w:r>
+        <w:t xml:space="preserve">)</w:t>
+      </w:r>
+      <w:r>
+        <w:t xml:space="preserve"> </w:t>
+      </w:r>
+      <w:r>
+        <w:t xml:space="preserve">- 담당 선생님 선택 (목록에서 택 1)</w:t>
+      </w:r>
+      <w:r>
+        <w:t xml:space="preserve"> </w:t>
+      </w:r>
+      <w:r>
+        <w:t xml:space="preserve">- 상담 언어 선택: 🇰🇷 한국어 / 🇺🇸 English / 🇨🇳 </w:t>
+      </w:r>
+      <w:r>
+        <w:rPr>
+          <w:rFonts w:hint="eastAsia"/>
+        </w:rPr>
+        <w:t xml:space="preserve">中文</w:t>
+      </w:r>
+      <w:r>
+        <w:t xml:space="preserve"> / 🇯🇵 </w:t>
+      </w:r>
+      <w:r>
+        <w:rPr>
+          <w:rFonts w:hint="eastAsia"/>
+        </w:rPr>
+        <w:t xml:space="preserve">日本語</w:t>
+      </w:r>
+      <w:r>
+        <w:t xml:space="preserve"> </w:t>
+      </w:r>
+      <w:r>
+        <w:t xml:space="preserve">- 진행 중인 상담이 있으면</w:t>
+      </w:r>
+      <w:r>
+        <w:t xml:space="preserve"> </w:t>
+      </w:r>
+      <w:r>
+        <w:rPr>
+          <w:b/>
+          <w:bCs/>
+        </w:rPr>
+        <w:t xml:space="preserve">이어서 상담하기</w:t>
+      </w:r>
+      <w:r>
+        <w:t xml:space="preserve"> </w:t>
+      </w:r>
+      <w:r>
+        <w:t xml:space="preserve">/</w:t>
+      </w:r>
+      <w:r>
+        <w:t xml:space="preserve"> </w:t>
+      </w:r>
+      <w:r>
+        <w:rPr>
+          <w:b/>
+          <w:bCs/>
+        </w:rPr>
+        <w:t xml:space="preserve">새로 시작하기</w:t>
+      </w:r>
+      <w:r>
+        <w:t xml:space="preserve"> </w:t>
+      </w:r>
+      <w:r>
+        <w:t xml:space="preserve">선택</w:t>
       </w:r>
     </w:p>
     <w:p>
@@ -1041,7 +1173,40 @@
         <w:t xml:space="preserve"> </w:t>
       </w:r>
       <w:r>
-        <w:t xml:space="preserve">이름·연락처 입력, 기존 고객 검색 시 자동 채우기</w:t>
+        <w:t xml:space="preserve">(</w:t>
+      </w:r>
+      <w:r>
+        <w:rPr>
+          <w:rStyle w:val="VerbatimChar"/>
+        </w:rPr>
+        <w:t xml:space="preserve">/consultation/customer</w:t>
+      </w:r>
+      <w:r>
+        <w:t xml:space="preserve">)</w:t>
+      </w:r>
+      <w:r>
+        <w:t xml:space="preserve"> </w:t>
+      </w:r>
+      <w:r>
+        <w:t xml:space="preserve">- 고객 이름(필수), 연락처 입력</w:t>
+      </w:r>
+      <w:r>
+        <w:t xml:space="preserve"> </w:t>
+      </w:r>
+      <w:r>
+        <w:t xml:space="preserve">- 기존 고객 검색 시 자동 채우기</w:t>
+      </w:r>
+      <w:r>
+        <w:t xml:space="preserve"> </w:t>
+      </w:r>
+      <w:r>
+        <w:t xml:space="preserve">- 참고 이미지 첨부 (최대 5장)</w:t>
+      </w:r>
+      <w:r>
+        <w:t xml:space="preserve"> </w:t>
+      </w:r>
+      <w:r>
+        <w:t xml:space="preserve">- 예약에서 진입 시 고객 정보 자동 입력</w:t>
       </w:r>
     </w:p>
     <w:p>
@@ -1055,58 +1220,49 @@
         </w:rPr>
         <w:t xml:space="preserve">2단계 — 기본 조건</w:t>
       </w:r>
-    </w:p>
-    <w:p>
-      <w:pPr>
-        <w:pStyle w:val="Compact"/>
-        <w:numPr>
-          <w:ilvl w:val="0"/>
-          <w:numId w:val="1004"/>
-        </w:numPr>
-      </w:pPr>
-      <w:r>
-        <w:t xml:space="preserve">시술 부위: 핸드 / 페디큐어</w:t>
-      </w:r>
-    </w:p>
-    <w:p>
-      <w:pPr>
-        <w:pStyle w:val="Compact"/>
-        <w:numPr>
-          <w:ilvl w:val="0"/>
-          <w:numId w:val="1004"/>
-        </w:numPr>
-      </w:pPr>
-      <w:r>
-        <w:t xml:space="preserve">오프(제거): 없음 / 자샵오프 / 타샵오프</w:t>
-      </w:r>
-    </w:p>
-    <w:p>
-      <w:pPr>
-        <w:pStyle w:val="Compact"/>
-        <w:numPr>
-          <w:ilvl w:val="0"/>
-          <w:numId w:val="1004"/>
-        </w:numPr>
-      </w:pPr>
-      <w:r>
-        <w:t xml:space="preserve">연장/리페어: 없음 / 리페어(개수 지정) / 연장</w:t>
-      </w:r>
-    </w:p>
-    <w:p>
-      <w:pPr>
-        <w:pStyle w:val="Compact"/>
-        <w:numPr>
-          <w:ilvl w:val="0"/>
-          <w:numId w:val="1004"/>
-        </w:numPr>
-      </w:pPr>
-      <w:r>
-        <w:t xml:space="preserve">네일 쉐입: 라운드 · 오발 · 스퀘어 · 스퀘어오프 · 아몬드 · 스틸레토 · 코핀</w:t>
-      </w:r>
-    </w:p>
-    <w:p>
-      <w:pPr>
-        <w:pStyle w:val="FirstParagraph"/>
+      <w:r>
+        <w:t xml:space="preserve"> </w:t>
+      </w:r>
+      <w:r>
+        <w:t xml:space="preserve">(</w:t>
+      </w:r>
+      <w:r>
+        <w:rPr>
+          <w:rStyle w:val="VerbatimChar"/>
+        </w:rPr>
+        <w:t xml:space="preserve">/consultation/step1</w:t>
+      </w:r>
+      <w:r>
+        <w:t xml:space="preserve">)</w:t>
+      </w:r>
+      <w:r>
+        <w:t xml:space="preserve"> </w:t>
+      </w:r>
+      <w:r>
+        <w:t xml:space="preserve">- 시술 부위: 핸드 / 페디큐어</w:t>
+      </w:r>
+      <w:r>
+        <w:t xml:space="preserve"> </w:t>
+      </w:r>
+      <w:r>
+        <w:t xml:space="preserve">- 오프(제거): 없음 / 자샵오프 / 타샵오프</w:t>
+      </w:r>
+      <w:r>
+        <w:t xml:space="preserve"> </w:t>
+      </w:r>
+      <w:r>
+        <w:t xml:space="preserve">- 연장/리페어: 없음 / 리페어(개수 지정) / 연장</w:t>
+      </w:r>
+      <w:r>
+        <w:t xml:space="preserve"> </w:t>
+      </w:r>
+      <w:r>
+        <w:t xml:space="preserve">- 네일 쉐입: 라운드 · 오벌 · 스퀘어 · 스퀘오벌 · 아몬드 · 스틸레토 · 코핀</w:t>
+      </w:r>
+    </w:p>
+    <w:p>
+      <w:pPr>
+        <w:pStyle w:val="BodyText"/>
       </w:pPr>
       <w:r>
         <w:rPr>
@@ -1115,197 +1271,40 @@
         </w:rPr>
         <w:t xml:space="preserve">3단계 — 디자인 범위</w:t>
       </w:r>
-    </w:p>
-    <w:tbl>
-      <w:tblPr>
-        <w:tblStyle w:val="Table"/>
-        <w:tblW w:type="auto" w:w="0"/>
-        <w:tblLook w:firstRow="1" w:lastRow="0" w:firstColumn="0" w:lastColumn="0" w:noHBand="0" w:noVBand="0" w:val="0020"/>
-      </w:tblPr>
-      <w:tblGrid>
-        <w:gridCol w:w="2640"/>
-        <w:gridCol w:w="2640"/>
-        <w:gridCol w:w="2640"/>
-      </w:tblGrid>
-      <w:tr>
-        <w:trPr>
-          <w:tblHeader w:val="on"/>
-        </w:trPr>
-        <w:tc>
-          <w:tcPr/>
-          <w:p>
-            <w:pPr>
-              <w:pStyle w:val="Compact"/>
-            </w:pPr>
-            <w:r>
-              <w:t xml:space="preserve">범위</w:t>
-            </w:r>
-          </w:p>
-        </w:tc>
-        <w:tc>
-          <w:tcPr/>
-          <w:p>
-            <w:pPr>
-              <w:pStyle w:val="Compact"/>
-            </w:pPr>
-            <w:r>
-              <w:t xml:space="preserve">설명</w:t>
-            </w:r>
-          </w:p>
-        </w:tc>
-        <w:tc>
-          <w:tcPr/>
-          <w:p>
-            <w:pPr>
-              <w:pStyle w:val="Compact"/>
-            </w:pPr>
-            <w:r>
-              <w:t xml:space="preserve">추가금</w:t>
-            </w:r>
-          </w:p>
-        </w:tc>
-      </w:tr>
-      <w:tr>
-        <w:tc>
-          <w:tcPr/>
-          <w:p>
-            <w:pPr>
-              <w:pStyle w:val="Compact"/>
-            </w:pPr>
-            <w:r>
-              <w:t xml:space="preserve">원컬러</w:t>
-            </w:r>
-          </w:p>
-        </w:tc>
-        <w:tc>
-          <w:tcPr/>
-          <w:p>
-            <w:pPr>
-              <w:pStyle w:val="Compact"/>
-            </w:pPr>
-            <w:r>
-              <w:t xml:space="preserve">단색 심플</w:t>
-            </w:r>
-          </w:p>
-        </w:tc>
-        <w:tc>
-          <w:tcPr/>
-          <w:p>
-            <w:pPr>
-              <w:pStyle w:val="Compact"/>
-            </w:pPr>
-            <w:r>
-              <w:t xml:space="preserve">—</w:t>
-            </w:r>
-          </w:p>
-        </w:tc>
-      </w:tr>
-      <w:tr>
-        <w:tc>
-          <w:tcPr/>
-          <w:p>
-            <w:pPr>
-              <w:pStyle w:val="Compact"/>
-            </w:pPr>
-            <w:r>
-              <w:t xml:space="preserve">단색+포인트</w:t>
-            </w:r>
-          </w:p>
-        </w:tc>
-        <w:tc>
-          <w:tcPr/>
-          <w:p>
-            <w:pPr>
-              <w:pStyle w:val="Compact"/>
-            </w:pPr>
-            <w:r>
-              <w:t xml:space="preserve">포인트 아트 추가</w:t>
-            </w:r>
-          </w:p>
-        </w:tc>
-        <w:tc>
-          <w:tcPr/>
-          <w:p>
-            <w:pPr>
-              <w:pStyle w:val="Compact"/>
-            </w:pPr>
-            <w:r>
-              <w:t xml:space="preserve">+₩10,000</w:t>
-            </w:r>
-          </w:p>
-        </w:tc>
-      </w:tr>
-      <w:tr>
-        <w:tc>
-          <w:tcPr/>
-          <w:p>
-            <w:pPr>
-              <w:pStyle w:val="Compact"/>
-            </w:pPr>
-            <w:r>
-              <w:t xml:space="preserve">풀아트</w:t>
-            </w:r>
-          </w:p>
-        </w:tc>
-        <w:tc>
-          <w:tcPr/>
-          <w:p>
-            <w:pPr>
-              <w:pStyle w:val="Compact"/>
-            </w:pPr>
-            <w:r>
-              <w:t xml:space="preserve">전체 손가락 아트</w:t>
-            </w:r>
-          </w:p>
-        </w:tc>
-        <w:tc>
-          <w:tcPr/>
-          <w:p>
-            <w:pPr>
-              <w:pStyle w:val="Compact"/>
-            </w:pPr>
-            <w:r>
-              <w:t xml:space="preserve">+₩20,000</w:t>
-            </w:r>
-          </w:p>
-        </w:tc>
-      </w:tr>
-      <w:tr>
-        <w:tc>
-          <w:tcPr/>
-          <w:p>
-            <w:pPr>
-              <w:pStyle w:val="Compact"/>
-            </w:pPr>
-            <w:r>
-              <w:t xml:space="preserve">이달의 아트</w:t>
-            </w:r>
-          </w:p>
-        </w:tc>
-        <w:tc>
-          <w:tcPr/>
-          <w:p>
-            <w:pPr>
-              <w:pStyle w:val="Compact"/>
-            </w:pPr>
-            <w:r>
-              <w:t xml:space="preserve">이달의 추천 디자인</w:t>
-            </w:r>
-          </w:p>
-        </w:tc>
-        <w:tc>
-          <w:tcPr/>
-          <w:p>
-            <w:pPr>
-              <w:pStyle w:val="Compact"/>
-            </w:pPr>
-            <w:r>
-              <w:t xml:space="preserve">+₩25,000</w:t>
-            </w:r>
-          </w:p>
-        </w:tc>
-      </w:tr>
-    </w:tbl>
+      <w:r>
+        <w:t xml:space="preserve"> </w:t>
+      </w:r>
+      <w:r>
+        <w:t xml:space="preserve">(</w:t>
+      </w:r>
+      <w:r>
+        <w:rPr>
+          <w:rStyle w:val="VerbatimChar"/>
+        </w:rPr>
+        <w:t xml:space="preserve">/consultation/step2</w:t>
+      </w:r>
+      <w:r>
+        <w:t xml:space="preserve">)</w:t>
+      </w:r>
+      <w:r>
+        <w:t xml:space="preserve"> </w:t>
+      </w:r>
+      <w:r>
+        <w:t xml:space="preserve">- 디자인 프리셋 빠른 선택 (저장된 프리셋에서 자동 채우기)</w:t>
+      </w:r>
+      <w:r>
+        <w:t xml:space="preserve"> </w:t>
+      </w:r>
+      <w:r>
+        <w:t xml:space="preserve">- 수동 선택: 원컬러 / 단색+포인트 / 풀아트 / 이달의 아트</w:t>
+      </w:r>
+      <w:r>
+        <w:t xml:space="preserve"> </w:t>
+      </w:r>
+      <w:r>
+        <w:t xml:space="preserve">- 참고 이미지 확인</w:t>
+      </w:r>
+    </w:p>
     <w:p>
       <w:pPr>
         <w:pStyle w:val="BodyText"/>
@@ -1317,59 +1316,38 @@
         </w:rPr>
         <w:t xml:space="preserve">4단계 — 추가 옵션</w:t>
       </w:r>
-    </w:p>
-    <w:p>
-      <w:pPr>
-        <w:pStyle w:val="Compact"/>
-        <w:numPr>
-          <w:ilvl w:val="0"/>
-          <w:numId w:val="1005"/>
-        </w:numPr>
-      </w:pPr>
-      <w:r>
-        <w:t xml:space="preserve">표현 기법: 그라데이션 / 프렌치 / 마그네틱 (각 +₩5,000, 복수 선택 가능)</w:t>
-      </w:r>
-    </w:p>
-    <w:p>
-      <w:pPr>
-        <w:pStyle w:val="Compact"/>
-        <w:numPr>
-          <w:ilvl w:val="0"/>
-          <w:numId w:val="1005"/>
-        </w:numPr>
-      </w:pPr>
-      <w:r>
-        <w:t xml:space="preserve">파츠(장식): 등급별 S/A/B 또는 직접 입력</w:t>
-      </w:r>
-    </w:p>
-    <w:p>
-      <w:pPr>
-        <w:pStyle w:val="Compact"/>
-        <w:numPr>
-          <w:ilvl w:val="0"/>
-          <w:numId w:val="1005"/>
-        </w:numPr>
-      </w:pPr>
-      <w:r>
-        <w:t xml:space="preserve">추가 컬러: 개당 ₩3,000</w:t>
-      </w:r>
-    </w:p>
-    <w:p>
-      <w:pPr>
-        <w:pStyle w:val="FirstParagraph"/>
-      </w:pPr>
-      <w:r>
-        <w:rPr>
-          <w:b/>
-          <w:bCs/>
-        </w:rPr>
-        <w:t xml:space="preserve">5단계 — 네일 캔버스</w:t>
-      </w:r>
-      <w:r>
-        <w:t xml:space="preserve"> </w:t>
-      </w:r>
-      <w:r>
-        <w:t xml:space="preserve">손가락별 개별 시술 지정. 왼손/오른손 전환, 손가락별 색상·파츠 배치, 포인트 손가락 지정</w:t>
+      <w:r>
+        <w:t xml:space="preserve"> </w:t>
+      </w:r>
+      <w:r>
+        <w:t xml:space="preserve">(</w:t>
+      </w:r>
+      <w:r>
+        <w:rPr>
+          <w:rStyle w:val="VerbatimChar"/>
+        </w:rPr>
+        <w:t xml:space="preserve">/consultation/step3</w:t>
+      </w:r>
+      <w:r>
+        <w:t xml:space="preserve">)</w:t>
+      </w:r>
+      <w:r>
+        <w:t xml:space="preserve"> </w:t>
+      </w:r>
+      <w:r>
+        <w:t xml:space="preserve">- 표현 기법: 그라데이션 / 프렌치 / 마그네틱 (복수 선택 가능)</w:t>
+      </w:r>
+      <w:r>
+        <w:t xml:space="preserve"> </w:t>
+      </w:r>
+      <w:r>
+        <w:t xml:space="preserve">- 파츠(장식): 등급별 S/A/B 또는 커스텀 파츠 선택</w:t>
+      </w:r>
+      <w:r>
+        <w:t xml:space="preserve"> </w:t>
+      </w:r>
+      <w:r>
+        <w:t xml:space="preserve">- 추가 컬러: 수량 선택</w:t>
       </w:r>
     </w:p>
     <w:p>
@@ -1381,13 +1359,168 @@
           <w:b/>
           <w:bCs/>
         </w:rPr>
+        <w:t xml:space="preserve">네일 캔버스</w:t>
+      </w:r>
+      <w:r>
+        <w:t xml:space="preserve"> </w:t>
+      </w:r>
+      <w:r>
+        <w:t xml:space="preserve">(</w:t>
+      </w:r>
+      <w:r>
+        <w:rPr>
+          <w:rStyle w:val="VerbatimChar"/>
+        </w:rPr>
+        <w:t xml:space="preserve">/consultation/canvas</w:t>
+      </w:r>
+      <w:r>
+        <w:t xml:space="preserve">)</w:t>
+      </w:r>
+      <w:r>
+        <w:t xml:space="preserve"> </w:t>
+      </w:r>
+      <w:r>
+        <w:t xml:space="preserve">- 왼손/오른손 전환</w:t>
+      </w:r>
+      <w:r>
+        <w:t xml:space="preserve"> </w:t>
+      </w:r>
+      <w:r>
+        <w:t xml:space="preserve">- 손가락별 개별 색상 · 아트 · 파츠 지정</w:t>
+      </w:r>
+      <w:r>
+        <w:t xml:space="preserve"> </w:t>
+      </w:r>
+      <w:r>
+        <w:t xml:space="preserve">- 포인트 손가락 지정</w:t>
+      </w:r>
+    </w:p>
+    <w:p>
+      <w:pPr>
+        <w:pStyle w:val="BodyText"/>
+      </w:pPr>
+      <w:r>
+        <w:rPr>
+          <w:b/>
+          <w:bCs/>
+        </w:rPr>
         <w:t xml:space="preserve">최종 요약</w:t>
       </w:r>
       <w:r>
         <w:t xml:space="preserve"> </w:t>
       </w:r>
       <w:r>
-        <w:t xml:space="preserve">기본가 + 각 추가금 항목별 가격 분해표, 할인·예약금 적용, 최종 결제 금액 + 예상 소요 시간 확인 → 저장</w:t>
+        <w:t xml:space="preserve">(</w:t>
+      </w:r>
+      <w:r>
+        <w:rPr>
+          <w:rStyle w:val="VerbatimChar"/>
+        </w:rPr>
+        <w:t xml:space="preserve">/consultation/summary</w:t>
+      </w:r>
+      <w:r>
+        <w:t xml:space="preserve">)</w:t>
+      </w:r>
+      <w:r>
+        <w:t xml:space="preserve"> </w:t>
+      </w:r>
+      <w:r>
+        <w:t xml:space="preserve">- 전체 상담 내용 요약 카드</w:t>
+      </w:r>
+      <w:r>
+        <w:t xml:space="preserve"> </w:t>
+      </w:r>
+      <w:r>
+        <w:t xml:space="preserve">- 가격 분해표 (기본가 + 각 추가금 항목별)</w:t>
+      </w:r>
+      <w:r>
+        <w:t xml:space="preserve"> </w:t>
+      </w:r>
+      <w:r>
+        <w:t xml:space="preserve">- 할인 적용 (정액/퍼센트) · 예약금 차감</w:t>
+      </w:r>
+      <w:r>
+        <w:t xml:space="preserve"> </w:t>
+      </w:r>
+      <w:r>
+        <w:t xml:space="preserve">- 최종 결제 금액 + 예상 소요 시간</w:t>
+      </w:r>
+      <w:r>
+        <w:t xml:space="preserve"> </w:t>
+      </w:r>
+      <w:r>
+        <w:t xml:space="preserve">-</w:t>
+      </w:r>
+      <w:r>
+        <w:t xml:space="preserve"> </w:t>
+      </w:r>
+      <w:r>
+        <w:rPr>
+          <w:b/>
+          <w:bCs/>
+        </w:rPr>
+        <w:t xml:space="preserve">저장하고 완료</w:t>
+      </w:r>
+      <w:r>
+        <w:t xml:space="preserve"> </w:t>
+      </w:r>
+      <w:r>
+        <w:t xml:space="preserve">→ 시술 확인서로 이동</w:t>
+      </w:r>
+    </w:p>
+    <w:p>
+      <w:pPr>
+        <w:pStyle w:val="BodyText"/>
+      </w:pPr>
+      <w:r>
+        <w:rPr>
+          <w:b/>
+          <w:bCs/>
+        </w:rPr>
+        <w:t xml:space="preserve">Pro 모드</w:t>
+      </w:r>
+      <w:r>
+        <w:t xml:space="preserve"> </w:t>
+      </w:r>
+      <w:r>
+        <w:t xml:space="preserve">(</w:t>
+      </w:r>
+      <w:r>
+        <w:rPr>
+          <w:rStyle w:val="VerbatimChar"/>
+        </w:rPr>
+        <w:t xml:space="preserve">/consultation/pro</w:t>
+      </w:r>
+      <w:r>
+        <w:t xml:space="preserve">)</w:t>
+      </w:r>
+      <w:r>
+        <w:t xml:space="preserve"> </w:t>
+      </w:r>
+      <w:r>
+        <w:t xml:space="preserve">- 기본조건 · 시술범위 · 표현기법 · 파츠&amp;컬러 · 할인을</w:t>
+      </w:r>
+      <w:r>
+        <w:t xml:space="preserve"> </w:t>
+      </w:r>
+      <w:r>
+        <w:rPr>
+          <w:b/>
+          <w:bCs/>
+        </w:rPr>
+        <w:t xml:space="preserve">한 화면에서</w:t>
+      </w:r>
+      <w:r>
+        <w:t xml:space="preserve"> </w:t>
+      </w:r>
+      <w:r>
+        <w:t xml:space="preserve">아코디언으로 빠르게 선택</w:t>
+      </w:r>
+      <w:r>
+        <w:t xml:space="preserve"> </w:t>
+      </w:r>
+      <w:r>
+        <w:t xml:space="preserve">- 완료 후 캔버스로 이동</w:t>
       </w:r>
     </w:p>
     <w:p>
@@ -1398,13 +1531,22 @@
       </w:r>
     </w:p>
     <w:bookmarkEnd w:id="15"/>
-    <w:bookmarkStart w:id="16" w:name="시술-확인서"/>
+    <w:bookmarkStart w:id="16" w:name="시술-확인서-consultationtreatment-sheet"/>
     <w:p>
       <w:pPr>
         <w:pStyle w:val="Heading3"/>
       </w:pPr>
       <w:r>
-        <w:t xml:space="preserve">시술 확인서</w:t>
+        <w:t xml:space="preserve">시술 확인서 (</w:t>
+      </w:r>
+      <w:r>
+        <w:rPr>
+          <w:rStyle w:val="VerbatimChar"/>
+        </w:rPr>
+        <w:t xml:space="preserve">/consultation/treatment-sheet</w:t>
+      </w:r>
+      <w:r>
+        <w:t xml:space="preserve">)</w:t>
       </w:r>
     </w:p>
     <w:p>
@@ -1420,26 +1562,64 @@
         <w:pStyle w:val="Compact"/>
         <w:numPr>
           <w:ilvl w:val="0"/>
-          <w:numId w:val="1006"/>
-        </w:numPr>
-      </w:pPr>
-      <w:r>
-        <w:rPr>
-          <w:b/>
-          <w:bCs/>
-        </w:rPr>
-        <w:t xml:space="preserve">시술 체크리스트</w:t>
-      </w:r>
-      <w:r>
-        <w:t xml:space="preserve">: 쉐입, 길이, 두께, 큐티클 민감도</w:t>
-      </w:r>
-    </w:p>
-    <w:p>
-      <w:pPr>
-        <w:pStyle w:val="Compact"/>
-        <w:numPr>
-          <w:ilvl w:val="0"/>
-          <w:numId w:val="1006"/>
+          <w:numId w:val="1005"/>
+        </w:numPr>
+      </w:pPr>
+      <w:r>
+        <w:rPr>
+          <w:b/>
+          <w:bCs/>
+        </w:rPr>
+        <w:t xml:space="preserve">체크리스트</w:t>
+      </w:r>
+      <w:r>
+        <w:t xml:space="preserve">: 쉐입, 시술 부위, 디자인 범위, 오프 종류</w:t>
+      </w:r>
+    </w:p>
+    <w:p>
+      <w:pPr>
+        <w:pStyle w:val="Compact"/>
+        <w:numPr>
+          <w:ilvl w:val="0"/>
+          <w:numId w:val="1005"/>
+        </w:numPr>
+      </w:pPr>
+      <w:r>
+        <w:rPr>
+          <w:b/>
+          <w:bCs/>
+        </w:rPr>
+        <w:t xml:space="preserve">당일 시술 체크</w:t>
+      </w:r>
+      <w:r>
+        <w:t xml:space="preserve">: 길이(짧게/보통/길게), 두께감, 큐티클 상태, 메모</w:t>
+      </w:r>
+    </w:p>
+    <w:p>
+      <w:pPr>
+        <w:pStyle w:val="Compact"/>
+        <w:numPr>
+          <w:ilvl w:val="0"/>
+          <w:numId w:val="1005"/>
+        </w:numPr>
+      </w:pPr>
+      <w:r>
+        <w:rPr>
+          <w:b/>
+          <w:bCs/>
+        </w:rPr>
+        <w:t xml:space="preserve">참고 이미지</w:t>
+      </w:r>
+      <w:r>
+        <w:t xml:space="preserve">: 상담 시 첨부한 참고 사진</w:t>
+      </w:r>
+    </w:p>
+    <w:p>
+      <w:pPr>
+        <w:pStyle w:val="Compact"/>
+        <w:numPr>
+          <w:ilvl w:val="0"/>
+          <w:numId w:val="1005"/>
         </w:numPr>
       </w:pPr>
       <w:r>
@@ -1450,45 +1630,45 @@
         <w:t xml:space="preserve">네일 디자인</w:t>
       </w:r>
       <w:r>
-        <w:t xml:space="preserve">: 손 일러스트 + 손가락별 시술 내용</w:t>
-      </w:r>
-    </w:p>
-    <w:p>
-      <w:pPr>
-        <w:pStyle w:val="Compact"/>
-        <w:numPr>
-          <w:ilvl w:val="0"/>
-          <w:numId w:val="1006"/>
-        </w:numPr>
-      </w:pPr>
-      <w:r>
-        <w:rPr>
-          <w:b/>
-          <w:bCs/>
-        </w:rPr>
-        <w:t xml:space="preserve">가격 &amp; 소요시간</w:t>
-      </w:r>
-      <w:r>
-        <w:t xml:space="preserve">: 자동 계산된 금액</w:t>
-      </w:r>
-    </w:p>
-    <w:p>
-      <w:pPr>
-        <w:pStyle w:val="Compact"/>
-        <w:numPr>
-          <w:ilvl w:val="0"/>
-          <w:numId w:val="1006"/>
-        </w:numPr>
-      </w:pPr>
-      <w:r>
-        <w:rPr>
-          <w:b/>
-          <w:bCs/>
-        </w:rPr>
-        <w:t xml:space="preserve">메모</w:t>
-      </w:r>
-      <w:r>
-        <w:t xml:space="preserve">: 특이사항 기록</w:t>
+        <w:t xml:space="preserve">: 캔버스에서 지정한 손가락별 시술 내용 (손 일러스트)</w:t>
+      </w:r>
+    </w:p>
+    <w:p>
+      <w:pPr>
+        <w:pStyle w:val="Compact"/>
+        <w:numPr>
+          <w:ilvl w:val="0"/>
+          <w:numId w:val="1005"/>
+        </w:numPr>
+      </w:pPr>
+      <w:r>
+        <w:rPr>
+          <w:b/>
+          <w:bCs/>
+        </w:rPr>
+        <w:t xml:space="preserve">시술 내역</w:t>
+      </w:r>
+      <w:r>
+        <w:t xml:space="preserve">: 총 금액, 소요 시간, 할인, 예약금, 최종 결제</w:t>
+      </w:r>
+    </w:p>
+    <w:p>
+      <w:pPr>
+        <w:pStyle w:val="Compact"/>
+        <w:numPr>
+          <w:ilvl w:val="0"/>
+          <w:numId w:val="1005"/>
+        </w:numPr>
+      </w:pPr>
+      <w:r>
+        <w:rPr>
+          <w:b/>
+          <w:bCs/>
+        </w:rPr>
+        <w:t xml:space="preserve">고객 메모</w:t>
+      </w:r>
+      <w:r>
+        <w:t xml:space="preserve">: 스몰토크 메모 저장</w:t>
       </w:r>
     </w:p>
     <w:p>
@@ -1499,13 +1679,22 @@
       </w:r>
     </w:p>
     <w:bookmarkEnd w:id="16"/>
-    <w:bookmarkStart w:id="17" w:name="기록-관리"/>
+    <w:bookmarkStart w:id="17" w:name="기록-관리-records"/>
     <w:p>
       <w:pPr>
         <w:pStyle w:val="Heading3"/>
       </w:pPr>
       <w:r>
-        <w:t xml:space="preserve">기록 관리</w:t>
+        <w:t xml:space="preserve">기록 관리 (</w:t>
+      </w:r>
+      <w:r>
+        <w:rPr>
+          <w:rStyle w:val="VerbatimChar"/>
+        </w:rPr>
+        <w:t xml:space="preserve">/records</w:t>
+      </w:r>
+      <w:r>
+        <w:t xml:space="preserve">)</w:t>
       </w:r>
     </w:p>
     <w:p>
@@ -1513,7 +1702,14 @@
         <w:pStyle w:val="FirstParagraph"/>
       </w:pPr>
       <w:r>
-        <w:t xml:space="preserve">두 개의 탭으로 구성됩니다.</w:t>
+        <w:rPr>
+          <w:b/>
+          <w:bCs/>
+        </w:rPr>
+        <w:t xml:space="preserve">2개의 탭</w:t>
+      </w:r>
+      <w:r>
+        <w:t xml:space="preserve">으로 구성됩니다.</w:t>
       </w:r>
     </w:p>
     <w:p>
@@ -1525,7 +1721,137 @@
           <w:b/>
           <w:bCs/>
         </w:rPr>
-        <w:t xml:space="preserve">예약 탭</w:t>
+        <w:t xml:space="preserve">예약 관리 탭</w:t>
+      </w:r>
+    </w:p>
+    <w:p>
+      <w:pPr>
+        <w:pStyle w:val="Compact"/>
+        <w:numPr>
+          <w:ilvl w:val="0"/>
+          <w:numId w:val="1006"/>
+        </w:numPr>
+      </w:pPr>
+      <w:r>
+        <w:t xml:space="preserve">상단 통계: 이번 주 예약 수 · 오늘 남은 예약 수</w:t>
+      </w:r>
+    </w:p>
+    <w:p>
+      <w:pPr>
+        <w:pStyle w:val="Compact"/>
+        <w:numPr>
+          <w:ilvl w:val="0"/>
+          <w:numId w:val="1006"/>
+        </w:numPr>
+      </w:pPr>
+      <w:r>
+        <w:t xml:space="preserve">보기 전환:</w:t>
+      </w:r>
+      <w:r>
+        <w:t xml:space="preserve"> </w:t>
+      </w:r>
+      <w:r>
+        <w:rPr>
+          <w:b/>
+          <w:bCs/>
+        </w:rPr>
+        <w:t xml:space="preserve">주간</w:t>
+      </w:r>
+      <w:r>
+        <w:t xml:space="preserve"> </w:t>
+      </w:r>
+      <w:r>
+        <w:t xml:space="preserve">(타임그리드) /</w:t>
+      </w:r>
+      <w:r>
+        <w:t xml:space="preserve"> </w:t>
+      </w:r>
+      <w:r>
+        <w:rPr>
+          <w:b/>
+          <w:bCs/>
+        </w:rPr>
+        <w:t xml:space="preserve">월간</w:t>
+      </w:r>
+      <w:r>
+        <w:t xml:space="preserve"> </w:t>
+      </w:r>
+      <w:r>
+        <w:t xml:space="preserve">(캘린더)</w:t>
+      </w:r>
+    </w:p>
+    <w:p>
+      <w:pPr>
+        <w:pStyle w:val="Compact"/>
+        <w:numPr>
+          <w:ilvl w:val="0"/>
+          <w:numId w:val="1006"/>
+        </w:numPr>
+      </w:pPr>
+      <w:r>
+        <w:t xml:space="preserve">필터:</w:t>
+      </w:r>
+      <w:r>
+        <w:t xml:space="preserve"> </w:t>
+      </w:r>
+      <w:r>
+        <w:rPr>
+          <w:b/>
+          <w:bCs/>
+        </w:rPr>
+        <w:t xml:space="preserve">전체</w:t>
+      </w:r>
+      <w:r>
+        <w:t xml:space="preserve"> </w:t>
+      </w:r>
+      <w:r>
+        <w:t xml:space="preserve">/</w:t>
+      </w:r>
+      <w:r>
+        <w:t xml:space="preserve"> </w:t>
+      </w:r>
+      <w:r>
+        <w:rPr>
+          <w:b/>
+          <w:bCs/>
+        </w:rPr>
+        <w:t xml:space="preserve">내 예약</w:t>
+      </w:r>
+    </w:p>
+    <w:p>
+      <w:pPr>
+        <w:pStyle w:val="Compact"/>
+        <w:numPr>
+          <w:ilvl w:val="0"/>
+          <w:numId w:val="1006"/>
+        </w:numPr>
+      </w:pPr>
+      <w:r>
+        <w:t xml:space="preserve">주간 타임그리드: 선생님별 다른 색상으로 예약 블록 표시</w:t>
+      </w:r>
+    </w:p>
+    <w:p>
+      <w:pPr>
+        <w:pStyle w:val="Compact"/>
+        <w:numPr>
+          <w:ilvl w:val="0"/>
+          <w:numId w:val="1006"/>
+        </w:numPr>
+      </w:pPr>
+      <w:r>
+        <w:t xml:space="preserve">예약 클릭 → 상세 모달 (수정 · 상담 시작 · 삭제)</w:t>
+      </w:r>
+    </w:p>
+    <w:p>
+      <w:pPr>
+        <w:pStyle w:val="FirstParagraph"/>
+      </w:pPr>
+      <w:r>
+        <w:rPr>
+          <w:b/>
+          <w:bCs/>
+        </w:rPr>
+        <w:t xml:space="preserve">상담 기록 탭</w:t>
       </w:r>
     </w:p>
     <w:p>
@@ -1537,7 +1863,7 @@
         </w:numPr>
       </w:pPr>
       <w:r>
-        <w:t xml:space="preserve">주간 타임그리드: 선생님별 다른 색상, 예약/상담 뱃지, 현재 시간 표시</w:t>
+        <w:t xml:space="preserve">상단 통계: 총 상담 기록 수 · 오늘 상담 수</w:t>
       </w:r>
     </w:p>
     <w:p>
@@ -1549,7 +1875,7 @@
         </w:numPr>
       </w:pPr>
       <w:r>
-        <w:t xml:space="preserve">월간 캘린더: 한 달 전체 일정</w:t>
+        <w:t xml:space="preserve">검색: 고객명 또는 전화번호</w:t>
       </w:r>
     </w:p>
     <w:p>
@@ -1561,7 +1887,40 @@
         </w:numPr>
       </w:pPr>
       <w:r>
-        <w:t xml:space="preserve">예약 등록: 고객명, 시간, 채널(카카오/네이버/전화/워크인), 담당 지정</w:t>
+        <w:t xml:space="preserve">기간 필터: 전체 / 오늘 / 이번 주 / 이번 달</w:t>
+      </w:r>
+    </w:p>
+    <w:p>
+      <w:pPr>
+        <w:pStyle w:val="Compact"/>
+        <w:numPr>
+          <w:ilvl w:val="0"/>
+          <w:numId w:val="1007"/>
+        </w:numPr>
+      </w:pPr>
+      <w:r>
+        <w:t xml:space="preserve">상담 카드: 시간, 고객명, 선생님, 금액, 시술 종류 뱃지</w:t>
+      </w:r>
+    </w:p>
+    <w:p>
+      <w:pPr>
+        <w:pStyle w:val="Compact"/>
+        <w:numPr>
+          <w:ilvl w:val="0"/>
+          <w:numId w:val="1007"/>
+        </w:numPr>
+      </w:pPr>
+      <w:r>
+        <w:t xml:space="preserve">탭 → 상세 기록 (</w:t>
+      </w:r>
+      <w:r>
+        <w:rPr>
+          <w:rStyle w:val="VerbatimChar"/>
+        </w:rPr>
+        <w:t xml:space="preserve">/records/{id}</w:t>
+      </w:r>
+      <w:r>
+        <w:t xml:space="preserve">)</w:t>
       </w:r>
     </w:p>
     <w:p>
@@ -1573,7 +1932,22 @@
           <w:b/>
           <w:bCs/>
         </w:rPr>
-        <w:t xml:space="preserve">상담 탭</w:t>
+        <w:t xml:space="preserve">상담 상세</w:t>
+      </w:r>
+      <w:r>
+        <w:t xml:space="preserve"> </w:t>
+      </w:r>
+      <w:r>
+        <w:t xml:space="preserve">(</w:t>
+      </w:r>
+      <w:r>
+        <w:rPr>
+          <w:rStyle w:val="VerbatimChar"/>
+        </w:rPr>
+        <w:t xml:space="preserve">/records/{id}</w:t>
+      </w:r>
+      <w:r>
+        <w:t xml:space="preserve">)</w:t>
       </w:r>
     </w:p>
     <w:p>
@@ -1585,7 +1959,7 @@
         </w:numPr>
       </w:pPr>
       <w:r>
-        <w:t xml:space="preserve">기간별 필터: 전체 / 오늘 / 이번 주 / 이번 달</w:t>
+        <w:t xml:space="preserve">고객 정보 (이름, 연락처, 담당 선생님)</w:t>
       </w:r>
     </w:p>
     <w:p>
@@ -1597,7 +1971,7 @@
         </w:numPr>
       </w:pPr>
       <w:r>
-        <w:t xml:space="preserve">검색: 고객명, 디자인 종류</w:t>
+        <w:t xml:space="preserve">시술 내용 (부위, 오프, 연장, 쉐입, 디자인, 표현, 파츠, 컬러)</w:t>
       </w:r>
     </w:p>
     <w:p>
@@ -1609,7 +1983,31 @@
         </w:numPr>
       </w:pPr>
       <w:r>
-        <w:t xml:space="preserve">상담 카드 탭 → 상세 기록 (가격, 디자인, 체크리스트)</w:t>
+        <w:t xml:space="preserve">가격 상세 분해표 (항목별 금액 + 할인 + 최종 결제)</w:t>
+      </w:r>
+    </w:p>
+    <w:p>
+      <w:pPr>
+        <w:pStyle w:val="Compact"/>
+        <w:numPr>
+          <w:ilvl w:val="0"/>
+          <w:numId w:val="1008"/>
+        </w:numPr>
+      </w:pPr>
+      <w:r>
+        <w:t xml:space="preserve">당일 시술 체크리스트 (쉐입, 길이, 두께, 큐티클, 메모)</w:t>
+      </w:r>
+    </w:p>
+    <w:p>
+      <w:pPr>
+        <w:pStyle w:val="Compact"/>
+        <w:numPr>
+          <w:ilvl w:val="0"/>
+          <w:numId w:val="1008"/>
+        </w:numPr>
+      </w:pPr>
+      <w:r>
+        <w:t xml:space="preserve">고객 기록으로 이동 버튼</w:t>
       </w:r>
     </w:p>
     <w:p>
@@ -1620,13 +2018,22 @@
       </w:r>
     </w:p>
     <w:bookmarkEnd w:id="17"/>
-    <w:bookmarkStart w:id="18" w:name="고객-관리"/>
+    <w:bookmarkStart w:id="18" w:name="고객-관리-customers"/>
     <w:p>
       <w:pPr>
         <w:pStyle w:val="Heading3"/>
       </w:pPr>
       <w:r>
-        <w:t xml:space="preserve">고객 관리</w:t>
+        <w:t xml:space="preserve">고객 관리 (</w:t>
+      </w:r>
+      <w:r>
+        <w:rPr>
+          <w:rStyle w:val="VerbatimChar"/>
+        </w:rPr>
+        <w:t xml:space="preserve">/customers</w:t>
+      </w:r>
+      <w:r>
+        <w:t xml:space="preserve">)</w:t>
       </w:r>
     </w:p>
     <w:p>
@@ -1640,13 +2047,58 @@
         </w:rPr>
         <w:t xml:space="preserve">고객 목록</w:t>
       </w:r>
-      <w:r>
-        <w:t xml:space="preserve">: 이름·연락처·담당 선생님 검색, 전체/VIP/일반 필터</w:t>
-      </w:r>
-    </w:p>
-    <w:p>
-      <w:pPr>
-        <w:pStyle w:val="BodyText"/>
+    </w:p>
+    <w:p>
+      <w:pPr>
+        <w:pStyle w:val="Compact"/>
+        <w:numPr>
+          <w:ilvl w:val="0"/>
+          <w:numId w:val="1009"/>
+        </w:numPr>
+      </w:pPr>
+      <w:r>
+        <w:t xml:space="preserve">상단 통계: 총 고객 · 이번달 신규 · 평균 지출 · VIP 고객</w:t>
+      </w:r>
+    </w:p>
+    <w:p>
+      <w:pPr>
+        <w:pStyle w:val="Compact"/>
+        <w:numPr>
+          <w:ilvl w:val="0"/>
+          <w:numId w:val="1009"/>
+        </w:numPr>
+      </w:pPr>
+      <w:r>
+        <w:t xml:space="preserve">검색: 이름 또는 전화번호</w:t>
+      </w:r>
+    </w:p>
+    <w:p>
+      <w:pPr>
+        <w:pStyle w:val="Compact"/>
+        <w:numPr>
+          <w:ilvl w:val="0"/>
+          <w:numId w:val="1009"/>
+        </w:numPr>
+      </w:pPr>
+      <w:r>
+        <w:t xml:space="preserve">필터: 전체 / VIP / 일반</w:t>
+      </w:r>
+    </w:p>
+    <w:p>
+      <w:pPr>
+        <w:pStyle w:val="Compact"/>
+        <w:numPr>
+          <w:ilvl w:val="0"/>
+          <w:numId w:val="1009"/>
+        </w:numPr>
+      </w:pPr>
+      <w:r>
+        <w:t xml:space="preserve">목록: 이름, VIP 뱃지, 방문 횟수, 총 지출</w:t>
+      </w:r>
+    </w:p>
+    <w:p>
+      <w:pPr>
+        <w:pStyle w:val="FirstParagraph"/>
       </w:pPr>
       <w:r>
         <w:rPr>
@@ -1655,86 +2107,178 @@
         </w:rPr>
         <w:t xml:space="preserve">고객 상세</w:t>
       </w:r>
-    </w:p>
-    <w:p>
-      <w:pPr>
-        <w:pStyle w:val="Compact"/>
-        <w:numPr>
-          <w:ilvl w:val="0"/>
-          <w:numId w:val="1009"/>
-        </w:numPr>
-      </w:pPr>
-      <w:r>
-        <w:t xml:space="preserve">기본 정보 + 담당 선생님</w:t>
-      </w:r>
-    </w:p>
-    <w:p>
-      <w:pPr>
-        <w:pStyle w:val="Compact"/>
-        <w:numPr>
-          <w:ilvl w:val="0"/>
-          <w:numId w:val="1009"/>
-        </w:numPr>
-      </w:pPr>
-      <w:r>
-        <w:t xml:space="preserve">취향 태그: 디자인·쉐입·길이·표현·파츠·색상·기타</w:t>
-      </w:r>
-    </w:p>
-    <w:p>
-      <w:pPr>
-        <w:pStyle w:val="Compact"/>
-        <w:numPr>
-          <w:ilvl w:val="0"/>
-          <w:numId w:val="1009"/>
-        </w:numPr>
-      </w:pPr>
-      <w:r>
-        <w:t xml:space="preserve">선호도: 선호 쉐입, 길이, 두께, 큐티클 민감도, 손톱 상태</w:t>
-      </w:r>
-    </w:p>
-    <w:p>
-      <w:pPr>
-        <w:pStyle w:val="Compact"/>
-        <w:numPr>
-          <w:ilvl w:val="0"/>
-          <w:numId w:val="1009"/>
-        </w:numPr>
-      </w:pPr>
-      <w:r>
-        <w:t xml:space="preserve">스몰토크 메모:</w:t>
-      </w:r>
-      <w:r>
-        <w:t xml:space="preserve"> </w:t>
-      </w:r>
-      <w:r>
-        <w:t xml:space="preserve">“다음 달 결혼식”</w:t>
-      </w:r>
-      <w:r>
-        <w:t xml:space="preserve">,</w:t>
-      </w:r>
-      <w:r>
-        <w:t xml:space="preserve"> </w:t>
-      </w:r>
-      <w:r>
-        <w:t xml:space="preserve">“아크릴 알러지”</w:t>
-      </w:r>
-      <w:r>
-        <w:t xml:space="preserve"> </w:t>
-      </w:r>
-      <w:r>
-        <w:t xml:space="preserve">등</w:t>
-      </w:r>
-    </w:p>
-    <w:p>
-      <w:pPr>
-        <w:pStyle w:val="Compact"/>
-        <w:numPr>
-          <w:ilvl w:val="0"/>
-          <w:numId w:val="1009"/>
-        </w:numPr>
-      </w:pPr>
-      <w:r>
-        <w:t xml:space="preserve">시술 이력: 과거 상담 전체 조회</w:t>
+      <w:r>
+        <w:t xml:space="preserve"> </w:t>
+      </w:r>
+      <w:r>
+        <w:t xml:space="preserve">(</w:t>
+      </w:r>
+      <w:r>
+        <w:rPr>
+          <w:rStyle w:val="VerbatimChar"/>
+        </w:rPr>
+        <w:t xml:space="preserve">/customers/{id}</w:t>
+      </w:r>
+      <w:r>
+        <w:t xml:space="preserve">)</w:t>
+      </w:r>
+    </w:p>
+    <w:p>
+      <w:pPr>
+        <w:pStyle w:val="Compact"/>
+        <w:numPr>
+          <w:ilvl w:val="0"/>
+          <w:numId w:val="1010"/>
+        </w:numPr>
+      </w:pPr>
+      <w:r>
+        <w:rPr>
+          <w:b/>
+          <w:bCs/>
+        </w:rPr>
+        <w:t xml:space="preserve">기본 정보</w:t>
+      </w:r>
+      <w:r>
+        <w:t xml:space="preserve">: 이름, 단골 여부, 연락처, 담당 선생님 (변경 가능), 총 방문·평균 단가·최근 방문 통계</w:t>
+      </w:r>
+    </w:p>
+    <w:p>
+      <w:pPr>
+        <w:pStyle w:val="Compact"/>
+        <w:numPr>
+          <w:ilvl w:val="0"/>
+          <w:numId w:val="1010"/>
+        </w:numPr>
+      </w:pPr>
+      <w:r>
+        <w:rPr>
+          <w:b/>
+          <w:bCs/>
+        </w:rPr>
+        <w:t xml:space="preserve">선호도 프로필</w:t>
+      </w:r>
+      <w:r>
+        <w:t xml:space="preserve">: 선호 쉐입, 길이, 두께감, 큐티클 상태, 손톱 상태, 메모 (편집 가능)</w:t>
+      </w:r>
+    </w:p>
+    <w:p>
+      <w:pPr>
+        <w:pStyle w:val="Compact"/>
+        <w:numPr>
+          <w:ilvl w:val="0"/>
+          <w:numId w:val="1010"/>
+        </w:numPr>
+      </w:pPr>
+      <w:r>
+        <w:rPr>
+          <w:b/>
+          <w:bCs/>
+        </w:rPr>
+        <w:t xml:space="preserve">이미지 갤러리</w:t>
+      </w:r>
+      <w:r>
+        <w:t xml:space="preserve">: 시술/상담 사진 업로드 및 관리</w:t>
+      </w:r>
+    </w:p>
+    <w:p>
+      <w:pPr>
+        <w:pStyle w:val="Compact"/>
+        <w:numPr>
+          <w:ilvl w:val="0"/>
+          <w:numId w:val="1010"/>
+        </w:numPr>
+      </w:pPr>
+      <w:r>
+        <w:rPr>
+          <w:b/>
+          <w:bCs/>
+        </w:rPr>
+        <w:t xml:space="preserve">시술 이력</w:t>
+      </w:r>
+      <w:r>
+        <w:t xml:space="preserve">: 과거 상담 타임라인 (날짜, 시술 종류, 금액, 선생님)</w:t>
+      </w:r>
+    </w:p>
+    <w:p>
+      <w:pPr>
+        <w:pStyle w:val="Compact"/>
+        <w:numPr>
+          <w:ilvl w:val="0"/>
+          <w:numId w:val="1010"/>
+        </w:numPr>
+      </w:pPr>
+      <w:r>
+        <w:rPr>
+          <w:b/>
+          <w:bCs/>
+        </w:rPr>
+        <w:t xml:space="preserve">시술 성향 태그</w:t>
+      </w:r>
+      <w:r>
+        <w:t xml:space="preserve">: 디자인·쉐입·길이·표현·파츠·색상 카테고리별 태그 (편집 가능)</w:t>
+      </w:r>
+    </w:p>
+    <w:p>
+      <w:pPr>
+        <w:pStyle w:val="Compact"/>
+        <w:numPr>
+          <w:ilvl w:val="0"/>
+          <w:numId w:val="1010"/>
+        </w:numPr>
+      </w:pPr>
+      <w:r>
+        <w:rPr>
+          <w:b/>
+          <w:bCs/>
+        </w:rPr>
+        <w:t xml:space="preserve">고객 메모</w:t>
+      </w:r>
+      <w:r>
+        <w:t xml:space="preserve">: 스몰토크 메모 추가/조회 (날짜, 선생님명 포함)</w:t>
+      </w:r>
+    </w:p>
+    <w:p>
+      <w:pPr>
+        <w:pStyle w:val="Compact"/>
+        <w:numPr>
+          <w:ilvl w:val="0"/>
+          <w:numId w:val="1010"/>
+        </w:numPr>
+      </w:pPr>
+      <w:r>
+        <w:t xml:space="preserve">하단:</w:t>
+      </w:r>
+      <w:r>
+        <w:t xml:space="preserve"> </w:t>
+      </w:r>
+      <w:r>
+        <w:rPr>
+          <w:b/>
+          <w:bCs/>
+        </w:rPr>
+        <w:t xml:space="preserve">이 고객으로 새 상담 시작</w:t>
+      </w:r>
+      <w:r>
+        <w:t xml:space="preserve"> </w:t>
+      </w:r>
+      <w:r>
+        <w:t xml:space="preserve">/</w:t>
+      </w:r>
+      <w:r>
+        <w:t xml:space="preserve"> </w:t>
+      </w:r>
+      <w:r>
+        <w:rPr>
+          <w:b/>
+          <w:bCs/>
+        </w:rPr>
+        <w:t xml:space="preserve">상담 기록 보기</w:t>
+      </w:r>
+      <w:r>
+        <w:t xml:space="preserve"> </w:t>
+      </w:r>
+      <w:r>
+        <w:t xml:space="preserve">버튼</w:t>
       </w:r>
     </w:p>
     <w:p>
@@ -1745,13 +2289,22 @@
       </w:r>
     </w:p>
     <w:bookmarkEnd w:id="18"/>
-    <w:bookmarkStart w:id="19" w:name="대시보드-원장님-전용"/>
+    <w:bookmarkStart w:id="19" w:name="대시보드-dashboard-원장님-전용"/>
     <w:p>
       <w:pPr>
         <w:pStyle w:val="Heading3"/>
       </w:pPr>
       <w:r>
-        <w:t xml:space="preserve">대시보드 (원장님 전용)</w:t>
+        <w:t xml:space="preserve">대시보드 (</w:t>
+      </w:r>
+      <w:r>
+        <w:rPr>
+          <w:rStyle w:val="VerbatimChar"/>
+        </w:rPr>
+        <w:t xml:space="preserve">/dashboard</w:t>
+      </w:r>
+      <w:r>
+        <w:t xml:space="preserve">) — 원장님 전용</w:t>
       </w:r>
     </w:p>
     <w:p>
@@ -1759,15 +2312,15 @@
         <w:pStyle w:val="FirstParagraph"/>
       </w:pPr>
       <w:r>
-        <w:t xml:space="preserve">원장님 로그인 시에만 접근 가능합니다.</w:t>
-      </w:r>
-    </w:p>
-    <w:p>
-      <w:pPr>
-        <w:pStyle w:val="Compact"/>
-        <w:numPr>
-          <w:ilvl w:val="0"/>
-          <w:numId w:val="1010"/>
+        <w:t xml:space="preserve">원장님 로그인 시에만 접근 가능합니다. 직원은 잠금 안내가 표시됩니다.</w:t>
+      </w:r>
+    </w:p>
+    <w:p>
+      <w:pPr>
+        <w:pStyle w:val="Compact"/>
+        <w:numPr>
+          <w:ilvl w:val="0"/>
+          <w:numId w:val="1011"/>
         </w:numPr>
       </w:pPr>
       <w:r>
@@ -1778,15 +2331,18 @@
         <w:t xml:space="preserve">KPI 카드</w:t>
       </w:r>
       <w:r>
-        <w:t xml:space="preserve">: 이번 달 매출, 상담 건수, 평균 객단가, 신규 고객, 재방문율, 예약률</w:t>
-      </w:r>
-    </w:p>
-    <w:p>
-      <w:pPr>
-        <w:pStyle w:val="Compact"/>
-        <w:numPr>
-          <w:ilvl w:val="0"/>
-          <w:numId w:val="1010"/>
+        <w:t xml:space="preserve"> </w:t>
+      </w:r>
+      <w:r>
+        <w:t xml:space="preserve">(4개): 이번 달 매출, 상담 건수, 평균 객단가, 신규 고객</w:t>
+      </w:r>
+    </w:p>
+    <w:p>
+      <w:pPr>
+        <w:pStyle w:val="Compact"/>
+        <w:numPr>
+          <w:ilvl w:val="0"/>
+          <w:numId w:val="1011"/>
         </w:numPr>
       </w:pPr>
       <w:r>
@@ -1805,7 +2361,7 @@
         <w:pStyle w:val="Compact"/>
         <w:numPr>
           <w:ilvl w:val="0"/>
-          <w:numId w:val="1010"/>
+          <w:numId w:val="1011"/>
         </w:numPr>
       </w:pPr>
       <w:r>
@@ -1816,15 +2372,15 @@
         <w:t xml:space="preserve">매출 추이 차트</w:t>
       </w:r>
       <w:r>
-        <w:t xml:space="preserve">: 라인/바 차트</w:t>
-      </w:r>
-    </w:p>
-    <w:p>
-      <w:pPr>
-        <w:pStyle w:val="Compact"/>
-        <w:numPr>
-          <w:ilvl w:val="0"/>
-          <w:numId w:val="1010"/>
+        <w:t xml:space="preserve">: 라인/바 차트 (풀 와이드)</w:t>
+      </w:r>
+    </w:p>
+    <w:p>
+      <w:pPr>
+        <w:pStyle w:val="Compact"/>
+        <w:numPr>
+          <w:ilvl w:val="0"/>
+          <w:numId w:val="1011"/>
         </w:numPr>
       </w:pPr>
       <w:r>
@@ -1835,53 +2391,15 @@
         <w:t xml:space="preserve">선생님별 매출</w:t>
       </w:r>
       <w:r>
-        <w:t xml:space="preserve">: 선생님별 매출·건수·객단가 비교</w:t>
-      </w:r>
-    </w:p>
-    <w:p>
-      <w:pPr>
-        <w:pStyle w:val="Compact"/>
-        <w:numPr>
-          <w:ilvl w:val="0"/>
-          <w:numId w:val="1010"/>
-        </w:numPr>
-      </w:pPr>
-      <w:r>
-        <w:rPr>
-          <w:b/>
-          <w:bCs/>
-        </w:rPr>
-        <w:t xml:space="preserve">서비스 분석</w:t>
-      </w:r>
-      <w:r>
-        <w:t xml:space="preserve">: 가장 많이 선택된 디자인, 기법, 쉐입</w:t>
-      </w:r>
-    </w:p>
-    <w:p>
-      <w:pPr>
-        <w:pStyle w:val="Compact"/>
-        <w:numPr>
-          <w:ilvl w:val="0"/>
-          <w:numId w:val="1010"/>
-        </w:numPr>
-      </w:pPr>
-      <w:r>
-        <w:rPr>
-          <w:b/>
-          <w:bCs/>
-        </w:rPr>
-        <w:t xml:space="preserve">고객 분석</w:t>
-      </w:r>
-      <w:r>
-        <w:t xml:space="preserve">: 신규/재방문 비율, 세그먼트 분포</w:t>
-      </w:r>
-    </w:p>
-    <w:p>
-      <w:pPr>
-        <w:pStyle w:val="Compact"/>
-        <w:numPr>
-          <w:ilvl w:val="0"/>
-          <w:numId w:val="1010"/>
+        <w:t xml:space="preserve">: 매출 비교 프로그레스 바 + 상담 건수</w:t>
+      </w:r>
+    </w:p>
+    <w:p>
+      <w:pPr>
+        <w:pStyle w:val="Compact"/>
+        <w:numPr>
+          <w:ilvl w:val="0"/>
+          <w:numId w:val="1011"/>
         </w:numPr>
       </w:pPr>
       <w:r>
@@ -1893,6 +2411,82 @@
       </w:r>
       <w:r>
         <w:t xml:space="preserve">: 요일/시간대 히트맵</w:t>
+      </w:r>
+    </w:p>
+    <w:p>
+      <w:pPr>
+        <w:pStyle w:val="Compact"/>
+        <w:numPr>
+          <w:ilvl w:val="0"/>
+          <w:numId w:val="1011"/>
+        </w:numPr>
+      </w:pPr>
+      <w:r>
+        <w:rPr>
+          <w:b/>
+          <w:bCs/>
+        </w:rPr>
+        <w:t xml:space="preserve">인기 시술 Top 3</w:t>
+      </w:r>
+      <w:r>
+        <w:t xml:space="preserve">: 가장 많이 선택된 시술</w:t>
+      </w:r>
+    </w:p>
+    <w:p>
+      <w:pPr>
+        <w:pStyle w:val="Compact"/>
+        <w:numPr>
+          <w:ilvl w:val="0"/>
+          <w:numId w:val="1011"/>
+        </w:numPr>
+      </w:pPr>
+      <w:r>
+        <w:rPr>
+          <w:b/>
+          <w:bCs/>
+        </w:rPr>
+        <w:t xml:space="preserve">단골 방문율</w:t>
+      </w:r>
+      <w:r>
+        <w:t xml:space="preserve">: 퍼센트 + 프로그레스 바</w:t>
+      </w:r>
+    </w:p>
+    <w:p>
+      <w:pPr>
+        <w:pStyle w:val="Compact"/>
+        <w:numPr>
+          <w:ilvl w:val="0"/>
+          <w:numId w:val="1011"/>
+        </w:numPr>
+      </w:pPr>
+      <w:r>
+        <w:rPr>
+          <w:b/>
+          <w:bCs/>
+        </w:rPr>
+        <w:t xml:space="preserve">피크타임</w:t>
+      </w:r>
+      <w:r>
+        <w:t xml:space="preserve">: 바 차트</w:t>
+      </w:r>
+    </w:p>
+    <w:p>
+      <w:pPr>
+        <w:pStyle w:val="Compact"/>
+        <w:numPr>
+          <w:ilvl w:val="0"/>
+          <w:numId w:val="1011"/>
+        </w:numPr>
+      </w:pPr>
+      <w:r>
+        <w:rPr>
+          <w:b/>
+          <w:bCs/>
+        </w:rPr>
+        <w:t xml:space="preserve">인기 서비스 / 고객 분석</w:t>
+      </w:r>
+      <w:r>
+        <w:t xml:space="preserve">: 서비스 통계 + 신규/재방문 분포</w:t>
       </w:r>
     </w:p>
     <w:p>
@@ -1903,13 +2497,22 @@
       </w:r>
     </w:p>
     <w:bookmarkEnd w:id="19"/>
-    <w:bookmarkStart w:id="20" w:name="설정"/>
+    <w:bookmarkStart w:id="20" w:name="설정-settings"/>
     <w:p>
       <w:pPr>
         <w:pStyle w:val="Heading3"/>
       </w:pPr>
       <w:r>
-        <w:t xml:space="preserve">설정</w:t>
+        <w:t xml:space="preserve">설정 (</w:t>
+      </w:r>
+      <w:r>
+        <w:rPr>
+          <w:rStyle w:val="VerbatimChar"/>
+        </w:rPr>
+        <w:t xml:space="preserve">/settings</w:t>
+      </w:r>
+      <w:r>
+        <w:t xml:space="preserve">)</w:t>
       </w:r>
     </w:p>
     <w:p>
@@ -1917,55 +2520,11 @@
         <w:pStyle w:val="FirstParagraph"/>
       </w:pPr>
       <w:r>
-        <w:t xml:space="preserve">4개 탭으로 구성됩니다.</w:t>
-      </w:r>
-    </w:p>
-    <w:p>
-      <w:pPr>
-        <w:pStyle w:val="Compact"/>
-        <w:numPr>
-          <w:ilvl w:val="0"/>
-          <w:numId w:val="1011"/>
-        </w:numPr>
-      </w:pPr>
-      <w:r>
-        <w:rPr>
-          <w:b/>
-          <w:bCs/>
-        </w:rPr>
-        <w:t xml:space="preserve">매장</w:t>
-      </w:r>
-      <w:r>
-        <w:t xml:space="preserve">: 매장 이름, 전화번호, 요일별 영업시간</w:t>
-      </w:r>
-    </w:p>
-    <w:p>
-      <w:pPr>
-        <w:pStyle w:val="Compact"/>
-        <w:numPr>
-          <w:ilvl w:val="0"/>
-          <w:numId w:val="1011"/>
-        </w:numPr>
-      </w:pPr>
-      <w:r>
-        <w:rPr>
-          <w:b/>
-          <w:bCs/>
-        </w:rPr>
-        <w:t xml:space="preserve">서비스</w:t>
-      </w:r>
-      <w:r>
-        <w:t xml:space="preserve">: 시술 구조 토글, 추가금 에디터, 커스텀 파츠 관리, 디자인 프리셋</w:t>
-      </w:r>
-    </w:p>
-    <w:p>
-      <w:pPr>
-        <w:pStyle w:val="Compact"/>
-        <w:numPr>
-          <w:ilvl w:val="0"/>
-          <w:numId w:val="1011"/>
-        </w:numPr>
-      </w:pPr>
+        <w:t xml:space="preserve">4개 탭으로 구성됩니다. 직원은</w:t>
+      </w:r>
+      <w:r>
+        <w:t xml:space="preserve"> </w:t>
+      </w:r>
       <w:r>
         <w:rPr>
           <w:b/>
@@ -1974,17 +2533,11 @@
         <w:t xml:space="preserve">테마</w:t>
       </w:r>
       <w:r>
-        <w:t xml:space="preserve">: 9종 컬러 테마 실시간 미리보기 및 변경</w:t>
-      </w:r>
-    </w:p>
-    <w:p>
-      <w:pPr>
-        <w:pStyle w:val="Compact"/>
-        <w:numPr>
-          <w:ilvl w:val="0"/>
-          <w:numId w:val="1011"/>
-        </w:numPr>
-      </w:pPr>
+        <w:t xml:space="preserve">와</w:t>
+      </w:r>
+      <w:r>
+        <w:t xml:space="preserve"> </w:t>
+      </w:r>
       <w:r>
         <w:rPr>
           <w:b/>
@@ -1993,7 +2546,214 @@
         <w:t xml:space="preserve">앱</w:t>
       </w:r>
       <w:r>
-        <w:t xml:space="preserve">: 언어 설정 (한/영/중/일), 온보딩 다시 하기, 사용 가이드 다시보기</w:t>
+        <w:t xml:space="preserve"> </w:t>
+      </w:r>
+      <w:r>
+        <w:t xml:space="preserve">탭만 접근 가능합니다.</w:t>
+      </w:r>
+    </w:p>
+    <w:p>
+      <w:pPr>
+        <w:pStyle w:val="BodyText"/>
+      </w:pPr>
+      <w:r>
+        <w:rPr>
+          <w:b/>
+          <w:bCs/>
+        </w:rPr>
+        <w:t xml:space="preserve">매장 탭</w:t>
+      </w:r>
+      <w:r>
+        <w:t xml:space="preserve"> </w:t>
+      </w:r>
+      <w:r>
+        <w:t xml:space="preserve">(원장님 전용)</w:t>
+      </w:r>
+    </w:p>
+    <w:p>
+      <w:pPr>
+        <w:pStyle w:val="Compact"/>
+        <w:numPr>
+          <w:ilvl w:val="0"/>
+          <w:numId w:val="1012"/>
+        </w:numPr>
+      </w:pPr>
+      <w:r>
+        <w:t xml:space="preserve">매장 정보: 매장 이름, 전화번호, 주소 (편집 가능)</w:t>
+      </w:r>
+    </w:p>
+    <w:p>
+      <w:pPr>
+        <w:pStyle w:val="Compact"/>
+        <w:numPr>
+          <w:ilvl w:val="0"/>
+          <w:numId w:val="1012"/>
+        </w:numPr>
+      </w:pPr>
+      <w:r>
+        <w:t xml:space="preserve">선생님 관리: 등록된 선생님 목록 (이름, 역할, 연락처)</w:t>
+      </w:r>
+    </w:p>
+    <w:p>
+      <w:pPr>
+        <w:pStyle w:val="Compact"/>
+        <w:numPr>
+          <w:ilvl w:val="0"/>
+          <w:numId w:val="1012"/>
+        </w:numPr>
+      </w:pPr>
+      <w:r>
+        <w:t xml:space="preserve">영업시간 설정: 일괄/요일별 설정</w:t>
+      </w:r>
+    </w:p>
+    <w:p>
+      <w:pPr>
+        <w:pStyle w:val="FirstParagraph"/>
+      </w:pPr>
+      <w:r>
+        <w:rPr>
+          <w:b/>
+          <w:bCs/>
+        </w:rPr>
+        <w:t xml:space="preserve">서비스 탭</w:t>
+      </w:r>
+      <w:r>
+        <w:t xml:space="preserve"> </w:t>
+      </w:r>
+      <w:r>
+        <w:t xml:space="preserve">(원장님 전용)</w:t>
+      </w:r>
+    </w:p>
+    <w:p>
+      <w:pPr>
+        <w:pStyle w:val="Compact"/>
+        <w:numPr>
+          <w:ilvl w:val="0"/>
+          <w:numId w:val="1013"/>
+        </w:numPr>
+      </w:pPr>
+      <w:r>
+        <w:t xml:space="preserve">가격표: 시술별 가격 편집</w:t>
+      </w:r>
+    </w:p>
+    <w:p>
+      <w:pPr>
+        <w:pStyle w:val="Compact"/>
+        <w:numPr>
+          <w:ilvl w:val="0"/>
+          <w:numId w:val="1013"/>
+        </w:numPr>
+      </w:pPr>
+      <w:r>
+        <w:t xml:space="preserve">커스텀 파츠 관리: 매장 파츠 등록/가격 설정</w:t>
+      </w:r>
+    </w:p>
+    <w:p>
+      <w:pPr>
+        <w:pStyle w:val="Compact"/>
+        <w:numPr>
+          <w:ilvl w:val="0"/>
+          <w:numId w:val="1013"/>
+        </w:numPr>
+      </w:pPr>
+      <w:r>
+        <w:t xml:space="preserve">디자인 프리셋 관리: 자주 쓰는 디자인 조합 저장</w:t>
+      </w:r>
+    </w:p>
+    <w:p>
+      <w:pPr>
+        <w:pStyle w:val="FirstParagraph"/>
+      </w:pPr>
+      <w:r>
+        <w:rPr>
+          <w:b/>
+          <w:bCs/>
+        </w:rPr>
+        <w:t xml:space="preserve">테마 탭</w:t>
+      </w:r>
+    </w:p>
+    <w:p>
+      <w:pPr>
+        <w:pStyle w:val="Compact"/>
+        <w:numPr>
+          <w:ilvl w:val="0"/>
+          <w:numId w:val="1014"/>
+        </w:numPr>
+      </w:pPr>
+      <w:r>
+        <w:t xml:space="preserve">9종 컬러 테마 실시간 미리보기 및 변경</w:t>
+      </w:r>
+    </w:p>
+    <w:p>
+      <w:pPr>
+        <w:pStyle w:val="FirstParagraph"/>
+      </w:pPr>
+      <w:r>
+        <w:rPr>
+          <w:b/>
+          <w:bCs/>
+        </w:rPr>
+        <w:t xml:space="preserve">앱 탭</w:t>
+      </w:r>
+    </w:p>
+    <w:p>
+      <w:pPr>
+        <w:pStyle w:val="Compact"/>
+        <w:numPr>
+          <w:ilvl w:val="0"/>
+          <w:numId w:val="1015"/>
+        </w:numPr>
+      </w:pPr>
+      <w:r>
+        <w:t xml:space="preserve">언어 설정 (한/영/중/일)</w:t>
+      </w:r>
+    </w:p>
+    <w:p>
+      <w:pPr>
+        <w:pStyle w:val="Compact"/>
+        <w:numPr>
+          <w:ilvl w:val="0"/>
+          <w:numId w:val="1015"/>
+        </w:numPr>
+      </w:pPr>
+      <w:r>
+        <w:t xml:space="preserve">비밀번호 변경 (원장님은 선생님 지정 가능)</w:t>
+      </w:r>
+    </w:p>
+    <w:p>
+      <w:pPr>
+        <w:pStyle w:val="Compact"/>
+        <w:numPr>
+          <w:ilvl w:val="0"/>
+          <w:numId w:val="1015"/>
+        </w:numPr>
+      </w:pPr>
+      <w:r>
+        <w:t xml:space="preserve">사용 가이드 다시보기</w:t>
+      </w:r>
+    </w:p>
+    <w:p>
+      <w:pPr>
+        <w:pStyle w:val="Compact"/>
+        <w:numPr>
+          <w:ilvl w:val="0"/>
+          <w:numId w:val="1015"/>
+        </w:numPr>
+      </w:pPr>
+      <w:r>
+        <w:t xml:space="preserve">계정 전환</w:t>
+      </w:r>
+    </w:p>
+    <w:p>
+      <w:pPr>
+        <w:pStyle w:val="Compact"/>
+        <w:numPr>
+          <w:ilvl w:val="0"/>
+          <w:numId w:val="1015"/>
+        </w:numPr>
+      </w:pPr>
+      <w:r>
+        <w:t xml:space="preserve">로그아웃</w:t>
       </w:r>
     </w:p>
     <w:p>
@@ -2005,21 +2765,22 @@
     </w:p>
     <w:bookmarkEnd w:id="20"/>
     <w:bookmarkEnd w:id="21"/>
-    <w:bookmarkStart w:id="22" w:name="테마-시스템"/>
+    <w:bookmarkStart w:id="26" w:name="전체-url-구조"/>
     <w:p>
       <w:pPr>
         <w:pStyle w:val="Heading2"/>
       </w:pPr>
       <w:r>
-        <w:t xml:space="preserve">테마 시스템</w:t>
-      </w:r>
-    </w:p>
-    <w:p>
-      <w:pPr>
-        <w:pStyle w:val="FirstParagraph"/>
-      </w:pPr>
-      <w:r>
-        <w:t xml:space="preserve">매장 분위기에 맞게 앱 전체 색상을 변경할 수 있습니다.</w:t>
+        <w:t xml:space="preserve">전체 URL 구조</w:t>
+      </w:r>
+    </w:p>
+    <w:bookmarkStart w:id="22" w:name="인증"/>
+    <w:p>
+      <w:pPr>
+        <w:pStyle w:val="Heading3"/>
+      </w:pPr>
+      <w:r>
+        <w:t xml:space="preserve">인증</w:t>
       </w:r>
     </w:p>
     <w:tbl>
@@ -2043,254 +2804,178 @@
               <w:pStyle w:val="Compact"/>
             </w:pPr>
             <w:r>
-              <w:t xml:space="preserve">테마</w:t>
-            </w:r>
-          </w:p>
-        </w:tc>
-        <w:tc>
-          <w:tcPr/>
-          <w:p>
-            <w:pPr>
-              <w:pStyle w:val="Compact"/>
-            </w:pPr>
-            <w:r>
-              <w:t xml:space="preserve">분위기</w:t>
-            </w:r>
-          </w:p>
-        </w:tc>
-      </w:tr>
-      <w:tr>
-        <w:tc>
-          <w:tcPr/>
-          <w:p>
-            <w:pPr>
-              <w:pStyle w:val="Compact"/>
-            </w:pPr>
-            <w:r>
-              <w:t xml:space="preserve">🧡 웜 코랄</w:t>
-            </w:r>
-          </w:p>
-        </w:tc>
-        <w:tc>
-          <w:tcPr/>
-          <w:p>
-            <w:pPr>
-              <w:pStyle w:val="Compact"/>
-            </w:pPr>
-            <w:r>
-              <w:t xml:space="preserve">따뜻한 다홍</w:t>
-            </w:r>
-          </w:p>
-        </w:tc>
-      </w:tr>
-      <w:tr>
-        <w:tc>
-          <w:tcPr/>
-          <w:p>
-            <w:pPr>
-              <w:pStyle w:val="Compact"/>
-            </w:pPr>
-            <w:r>
-              <w:t xml:space="preserve">🩷 로즈 핑크 (기본)</w:t>
-            </w:r>
-          </w:p>
-        </w:tc>
-        <w:tc>
-          <w:tcPr/>
-          <w:p>
-            <w:pPr>
-              <w:pStyle w:val="Compact"/>
-            </w:pPr>
-            <w:r>
-              <w:t xml:space="preserve">사랑스러운 핑크</w:t>
-            </w:r>
-          </w:p>
-        </w:tc>
-      </w:tr>
-      <w:tr>
-        <w:tc>
-          <w:tcPr/>
-          <w:p>
-            <w:pPr>
-              <w:pStyle w:val="Compact"/>
-            </w:pPr>
-            <w:r>
-              <w:t xml:space="preserve">☕ 모카 브라운</w:t>
-            </w:r>
-          </w:p>
-        </w:tc>
-        <w:tc>
-          <w:tcPr/>
-          <w:p>
-            <w:pPr>
-              <w:pStyle w:val="Compact"/>
-            </w:pPr>
-            <w:r>
-              <w:t xml:space="preserve">클래식 브라운</w:t>
-            </w:r>
-          </w:p>
-        </w:tc>
-      </w:tr>
-      <w:tr>
-        <w:tc>
-          <w:tcPr/>
-          <w:p>
-            <w:pPr>
-              <w:pStyle w:val="Compact"/>
-            </w:pPr>
-            <w:r>
-              <w:t xml:space="preserve">🤍 퓨어 아이보리</w:t>
-            </w:r>
-          </w:p>
-        </w:tc>
-        <w:tc>
-          <w:tcPr/>
-          <w:p>
-            <w:pPr>
-              <w:pStyle w:val="Compact"/>
-            </w:pPr>
-            <w:r>
-              <w:t xml:space="preserve">부드러운 아이보리</w:t>
-            </w:r>
-          </w:p>
-        </w:tc>
-      </w:tr>
-      <w:tr>
-        <w:tc>
-          <w:tcPr/>
-          <w:p>
-            <w:pPr>
-              <w:pStyle w:val="Compact"/>
-            </w:pPr>
-            <w:r>
-              <w:t xml:space="preserve">🫒 올리브 그린</w:t>
-            </w:r>
-          </w:p>
-        </w:tc>
-        <w:tc>
-          <w:tcPr/>
-          <w:p>
-            <w:pPr>
-              <w:pStyle w:val="Compact"/>
-            </w:pPr>
-            <w:r>
-              <w:t xml:space="preserve">편안한 그린</w:t>
-            </w:r>
-          </w:p>
-        </w:tc>
-      </w:tr>
-      <w:tr>
-        <w:tc>
-          <w:tcPr/>
-          <w:p>
-            <w:pPr>
-              <w:pStyle w:val="Compact"/>
-            </w:pPr>
-            <w:r>
-              <w:t xml:space="preserve">💙 파스텔 블루</w:t>
-            </w:r>
-          </w:p>
-        </w:tc>
-        <w:tc>
-          <w:tcPr/>
-          <w:p>
-            <w:pPr>
-              <w:pStyle w:val="Compact"/>
-            </w:pPr>
-            <w:r>
-              <w:t xml:space="preserve">청량한 블루</w:t>
-            </w:r>
-          </w:p>
-        </w:tc>
-      </w:tr>
-      <w:tr>
-        <w:tc>
-          <w:tcPr/>
-          <w:p>
-            <w:pPr>
-              <w:pStyle w:val="Compact"/>
-            </w:pPr>
-            <w:r>
-              <w:t xml:space="preserve">💜 파스텔 라일락</w:t>
-            </w:r>
-          </w:p>
-        </w:tc>
-        <w:tc>
-          <w:tcPr/>
-          <w:p>
-            <w:pPr>
-              <w:pStyle w:val="Compact"/>
-            </w:pPr>
-            <w:r>
-              <w:t xml:space="preserve">몽환적 라일락</w:t>
-            </w:r>
-          </w:p>
-        </w:tc>
-      </w:tr>
-      <w:tr>
-        <w:tc>
-          <w:tcPr/>
-          <w:p>
-            <w:pPr>
-              <w:pStyle w:val="Compact"/>
-            </w:pPr>
-            <w:r>
-              <w:t xml:space="preserve">💎 화이트 크리스탈</w:t>
-            </w:r>
-          </w:p>
-        </w:tc>
-        <w:tc>
-          <w:tcPr/>
-          <w:p>
-            <w:pPr>
-              <w:pStyle w:val="Compact"/>
-            </w:pPr>
-            <w:r>
-              <w:t xml:space="preserve">모던 실버</w:t>
-            </w:r>
-          </w:p>
-        </w:tc>
-      </w:tr>
-      <w:tr>
-        <w:tc>
-          <w:tcPr/>
-          <w:p>
-            <w:pPr>
-              <w:pStyle w:val="Compact"/>
-            </w:pPr>
-            <w:r>
-              <w:t xml:space="preserve">🖤 클린 블랙</w:t>
-            </w:r>
-          </w:p>
-        </w:tc>
-        <w:tc>
-          <w:tcPr/>
-          <w:p>
-            <w:pPr>
-              <w:pStyle w:val="Compact"/>
-            </w:pPr>
-            <w:r>
-              <w:t xml:space="preserve">시크한 블랙</w:t>
+              <w:t xml:space="preserve">URL</w:t>
+            </w:r>
+          </w:p>
+        </w:tc>
+        <w:tc>
+          <w:tcPr/>
+          <w:p>
+            <w:pPr>
+              <w:pStyle w:val="Compact"/>
+            </w:pPr>
+            <w:r>
+              <w:t xml:space="preserve">화면</w:t>
+            </w:r>
+          </w:p>
+        </w:tc>
+      </w:tr>
+      <w:tr>
+        <w:tc>
+          <w:tcPr/>
+          <w:p>
+            <w:pPr>
+              <w:pStyle w:val="Compact"/>
+            </w:pPr>
+            <w:r>
+              <w:rPr>
+                <w:rStyle w:val="VerbatimChar"/>
+              </w:rPr>
+              <w:t xml:space="preserve">/</w:t>
+            </w:r>
+          </w:p>
+        </w:tc>
+        <w:tc>
+          <w:tcPr/>
+          <w:p>
+            <w:pPr>
+              <w:pStyle w:val="Compact"/>
+            </w:pPr>
+            <w:r>
+              <w:t xml:space="preserve">루트 →</w:t>
+            </w:r>
+            <w:r>
+              <w:t xml:space="preserve"> </w:t>
+            </w:r>
+            <w:r>
+              <w:rPr>
+                <w:rStyle w:val="VerbatimChar"/>
+              </w:rPr>
+              <w:t xml:space="preserve">/auth/splash</w:t>
+            </w:r>
+            <w:r>
+              <w:t xml:space="preserve">로 리다이렉트</w:t>
+            </w:r>
+          </w:p>
+        </w:tc>
+      </w:tr>
+      <w:tr>
+        <w:tc>
+          <w:tcPr/>
+          <w:p>
+            <w:pPr>
+              <w:pStyle w:val="Compact"/>
+            </w:pPr>
+            <w:r>
+              <w:rPr>
+                <w:rStyle w:val="VerbatimChar"/>
+              </w:rPr>
+              <w:t xml:space="preserve">/auth/splash</w:t>
+            </w:r>
+          </w:p>
+        </w:tc>
+        <w:tc>
+          <w:tcPr/>
+          <w:p>
+            <w:pPr>
+              <w:pStyle w:val="Compact"/>
+            </w:pPr>
+            <w:r>
+              <w:t xml:space="preserve">스플래시 (5초 후 자동 전환)</w:t>
+            </w:r>
+          </w:p>
+        </w:tc>
+      </w:tr>
+      <w:tr>
+        <w:tc>
+          <w:tcPr/>
+          <w:p>
+            <w:pPr>
+              <w:pStyle w:val="Compact"/>
+            </w:pPr>
+            <w:r>
+              <w:rPr>
+                <w:rStyle w:val="VerbatimChar"/>
+              </w:rPr>
+              <w:t xml:space="preserve">/auth/intro</w:t>
+            </w:r>
+          </w:p>
+        </w:tc>
+        <w:tc>
+          <w:tcPr/>
+          <w:p>
+            <w:pPr>
+              <w:pStyle w:val="Compact"/>
+            </w:pPr>
+            <w:r>
+              <w:t xml:space="preserve">인트로 슬라이드 (2장)</w:t>
+            </w:r>
+          </w:p>
+        </w:tc>
+      </w:tr>
+      <w:tr>
+        <w:tc>
+          <w:tcPr/>
+          <w:p>
+            <w:pPr>
+              <w:pStyle w:val="Compact"/>
+            </w:pPr>
+            <w:r>
+              <w:rPr>
+                <w:rStyle w:val="VerbatimChar"/>
+              </w:rPr>
+              <w:t xml:space="preserve">/auth/login</w:t>
+            </w:r>
+          </w:p>
+        </w:tc>
+        <w:tc>
+          <w:tcPr/>
+          <w:p>
+            <w:pPr>
+              <w:pStyle w:val="Compact"/>
+            </w:pPr>
+            <w:r>
+              <w:t xml:space="preserve">로그인 / 회원가입</w:t>
+            </w:r>
+          </w:p>
+        </w:tc>
+      </w:tr>
+      <w:tr>
+        <w:tc>
+          <w:tcPr/>
+          <w:p>
+            <w:pPr>
+              <w:pStyle w:val="Compact"/>
+            </w:pPr>
+            <w:r>
+              <w:rPr>
+                <w:rStyle w:val="VerbatimChar"/>
+              </w:rPr>
+              <w:t xml:space="preserve">/auth/lock</w:t>
+            </w:r>
+          </w:p>
+        </w:tc>
+        <w:tc>
+          <w:tcPr/>
+          <w:p>
+            <w:pPr>
+              <w:pStyle w:val="Compact"/>
+            </w:pPr>
+            <w:r>
+              <w:t xml:space="preserve">잠금 화면 (역할 선택 → 선생님 선택 → 비밀번호)</w:t>
             </w:r>
           </w:p>
         </w:tc>
       </w:tr>
     </w:tbl>
-    <w:p>
-      <w:r>
-        <w:pict>
-          <v:rect style="width:0;height:1.5pt" o:hralign="center" o:hrstd="t" o:hr="t"/>
-        </w:pict>
-      </w:r>
-    </w:p>
     <w:bookmarkEnd w:id="22"/>
-    <w:bookmarkStart w:id="23" w:name="지원-기기"/>
-    <w:p>
-      <w:pPr>
-        <w:pStyle w:val="Heading2"/>
-      </w:pPr>
-      <w:r>
-        <w:t xml:space="preserve">지원 기기</w:t>
+    <w:bookmarkStart w:id="23" w:name="온보딩"/>
+    <w:p>
+      <w:pPr>
+        <w:pStyle w:val="Heading3"/>
+      </w:pPr>
+      <w:r>
+        <w:t xml:space="preserve">온보딩</w:t>
       </w:r>
     </w:p>
     <w:tbl>
@@ -2314,6 +2999,1139 @@
               <w:pStyle w:val="Compact"/>
             </w:pPr>
             <w:r>
+              <w:t xml:space="preserve">URL</w:t>
+            </w:r>
+          </w:p>
+        </w:tc>
+        <w:tc>
+          <w:tcPr/>
+          <w:p>
+            <w:pPr>
+              <w:pStyle w:val="Compact"/>
+            </w:pPr>
+            <w:r>
+              <w:t xml:space="preserve">화면</w:t>
+            </w:r>
+          </w:p>
+        </w:tc>
+      </w:tr>
+      <w:tr>
+        <w:tc>
+          <w:tcPr/>
+          <w:p>
+            <w:pPr>
+              <w:pStyle w:val="Compact"/>
+            </w:pPr>
+            <w:r>
+              <w:rPr>
+                <w:rStyle w:val="VerbatimChar"/>
+              </w:rPr>
+              <w:t xml:space="preserve">/onboarding</w:t>
+            </w:r>
+          </w:p>
+        </w:tc>
+        <w:tc>
+          <w:tcPr/>
+          <w:p>
+            <w:pPr>
+              <w:pStyle w:val="Compact"/>
+            </w:pPr>
+            <w:r>
+              <w:t xml:space="preserve">시작 화면</w:t>
+            </w:r>
+          </w:p>
+        </w:tc>
+      </w:tr>
+      <w:tr>
+        <w:tc>
+          <w:tcPr/>
+          <w:p>
+            <w:pPr>
+              <w:pStyle w:val="Compact"/>
+            </w:pPr>
+            <w:r>
+              <w:rPr>
+                <w:rStyle w:val="VerbatimChar"/>
+              </w:rPr>
+              <w:t xml:space="preserve">/onboarding/shop-info</w:t>
+            </w:r>
+          </w:p>
+        </w:tc>
+        <w:tc>
+          <w:tcPr/>
+          <w:p>
+            <w:pPr>
+              <w:pStyle w:val="Compact"/>
+            </w:pPr>
+            <w:r>
+              <w:t xml:space="preserve">1/7 매장 정보</w:t>
+            </w:r>
+          </w:p>
+        </w:tc>
+      </w:tr>
+      <w:tr>
+        <w:tc>
+          <w:tcPr/>
+          <w:p>
+            <w:pPr>
+              <w:pStyle w:val="Compact"/>
+            </w:pPr>
+            <w:r>
+              <w:rPr>
+                <w:rStyle w:val="VerbatimChar"/>
+              </w:rPr>
+              <w:t xml:space="preserve">/onboarding/services</w:t>
+            </w:r>
+          </w:p>
+        </w:tc>
+        <w:tc>
+          <w:tcPr/>
+          <w:p>
+            <w:pPr>
+              <w:pStyle w:val="Compact"/>
+            </w:pPr>
+            <w:r>
+              <w:t xml:space="preserve">2/7 서비스 선택</w:t>
+            </w:r>
+          </w:p>
+        </w:tc>
+      </w:tr>
+      <w:tr>
+        <w:tc>
+          <w:tcPr/>
+          <w:p>
+            <w:pPr>
+              <w:pStyle w:val="Compact"/>
+            </w:pPr>
+            <w:r>
+              <w:rPr>
+                <w:rStyle w:val="VerbatimChar"/>
+              </w:rPr>
+              <w:t xml:space="preserve">/onboarding/pricing</w:t>
+            </w:r>
+          </w:p>
+        </w:tc>
+        <w:tc>
+          <w:tcPr/>
+          <w:p>
+            <w:pPr>
+              <w:pStyle w:val="Compact"/>
+            </w:pPr>
+            <w:r>
+              <w:t xml:space="preserve">3/7 기본 가격</w:t>
+            </w:r>
+          </w:p>
+        </w:tc>
+      </w:tr>
+      <w:tr>
+        <w:tc>
+          <w:tcPr/>
+          <w:p>
+            <w:pPr>
+              <w:pStyle w:val="Compact"/>
+            </w:pPr>
+            <w:r>
+              <w:rPr>
+                <w:rStyle w:val="VerbatimChar"/>
+              </w:rPr>
+              <w:t xml:space="preserve">/onboarding/surcharges</w:t>
+            </w:r>
+          </w:p>
+        </w:tc>
+        <w:tc>
+          <w:tcPr/>
+          <w:p>
+            <w:pPr>
+              <w:pStyle w:val="Compact"/>
+            </w:pPr>
+            <w:r>
+              <w:t xml:space="preserve">4/7 추가금 설정</w:t>
+            </w:r>
+          </w:p>
+        </w:tc>
+      </w:tr>
+      <w:tr>
+        <w:tc>
+          <w:tcPr/>
+          <w:p>
+            <w:pPr>
+              <w:pStyle w:val="Compact"/>
+            </w:pPr>
+            <w:r>
+              <w:rPr>
+                <w:rStyle w:val="VerbatimChar"/>
+              </w:rPr>
+              <w:t xml:space="preserve">/onboarding/time</w:t>
+            </w:r>
+          </w:p>
+        </w:tc>
+        <w:tc>
+          <w:tcPr/>
+          <w:p>
+            <w:pPr>
+              <w:pStyle w:val="Compact"/>
+            </w:pPr>
+            <w:r>
+              <w:t xml:space="preserve">5/7 시술 시간</w:t>
+            </w:r>
+          </w:p>
+        </w:tc>
+      </w:tr>
+      <w:tr>
+        <w:tc>
+          <w:tcPr/>
+          <w:p>
+            <w:pPr>
+              <w:pStyle w:val="Compact"/>
+            </w:pPr>
+            <w:r>
+              <w:rPr>
+                <w:rStyle w:val="VerbatimChar"/>
+              </w:rPr>
+              <w:t xml:space="preserve">/onboarding/theme</w:t>
+            </w:r>
+          </w:p>
+        </w:tc>
+        <w:tc>
+          <w:tcPr/>
+          <w:p>
+            <w:pPr>
+              <w:pStyle w:val="Compact"/>
+            </w:pPr>
+            <w:r>
+              <w:t xml:space="preserve">6/7 테마 선택</w:t>
+            </w:r>
+          </w:p>
+        </w:tc>
+      </w:tr>
+      <w:tr>
+        <w:tc>
+          <w:tcPr/>
+          <w:p>
+            <w:pPr>
+              <w:pStyle w:val="Compact"/>
+            </w:pPr>
+            <w:r>
+              <w:rPr>
+                <w:rStyle w:val="VerbatimChar"/>
+              </w:rPr>
+              <w:t xml:space="preserve">/onboarding/complete</w:t>
+            </w:r>
+          </w:p>
+        </w:tc>
+        <w:tc>
+          <w:tcPr/>
+          <w:p>
+            <w:pPr>
+              <w:pStyle w:val="Compact"/>
+            </w:pPr>
+            <w:r>
+              <w:t xml:space="preserve">7/7 완료</w:t>
+            </w:r>
+          </w:p>
+        </w:tc>
+      </w:tr>
+      <w:tr>
+        <w:tc>
+          <w:tcPr/>
+          <w:p>
+            <w:pPr>
+              <w:pStyle w:val="Compact"/>
+            </w:pPr>
+            <w:r>
+              <w:rPr>
+                <w:rStyle w:val="VerbatimChar"/>
+              </w:rPr>
+              <w:t xml:space="preserve">/onboarding/guide</w:t>
+            </w:r>
+          </w:p>
+        </w:tc>
+        <w:tc>
+          <w:tcPr/>
+          <w:p>
+            <w:pPr>
+              <w:pStyle w:val="Compact"/>
+            </w:pPr>
+            <w:r>
+              <w:t xml:space="preserve">사용 가이드 (독립 페이지)</w:t>
+            </w:r>
+          </w:p>
+        </w:tc>
+      </w:tr>
+    </w:tbl>
+    <w:bookmarkEnd w:id="23"/>
+    <w:bookmarkStart w:id="24" w:name="메인"/>
+    <w:p>
+      <w:pPr>
+        <w:pStyle w:val="Heading3"/>
+      </w:pPr>
+      <w:r>
+        <w:t xml:space="preserve">메인</w:t>
+      </w:r>
+    </w:p>
+    <w:tbl>
+      <w:tblPr>
+        <w:tblStyle w:val="Table"/>
+        <w:tblW w:type="auto" w:w="0"/>
+        <w:tblLook w:firstRow="1" w:lastRow="0" w:firstColumn="0" w:lastColumn="0" w:noHBand="0" w:noVBand="0" w:val="0020"/>
+      </w:tblPr>
+      <w:tblGrid>
+        <w:gridCol w:w="3960"/>
+        <w:gridCol w:w="3960"/>
+      </w:tblGrid>
+      <w:tr>
+        <w:trPr>
+          <w:tblHeader w:val="on"/>
+        </w:trPr>
+        <w:tc>
+          <w:tcPr/>
+          <w:p>
+            <w:pPr>
+              <w:pStyle w:val="Compact"/>
+            </w:pPr>
+            <w:r>
+              <w:t xml:space="preserve">URL</w:t>
+            </w:r>
+          </w:p>
+        </w:tc>
+        <w:tc>
+          <w:tcPr/>
+          <w:p>
+            <w:pPr>
+              <w:pStyle w:val="Compact"/>
+            </w:pPr>
+            <w:r>
+              <w:t xml:space="preserve">화면</w:t>
+            </w:r>
+          </w:p>
+        </w:tc>
+      </w:tr>
+      <w:tr>
+        <w:tc>
+          <w:tcPr/>
+          <w:p>
+            <w:pPr>
+              <w:pStyle w:val="Compact"/>
+            </w:pPr>
+            <w:r>
+              <w:rPr>
+                <w:rStyle w:val="VerbatimChar"/>
+              </w:rPr>
+              <w:t xml:space="preserve">/home</w:t>
+            </w:r>
+          </w:p>
+        </w:tc>
+        <w:tc>
+          <w:tcPr/>
+          <w:p>
+            <w:pPr>
+              <w:pStyle w:val="Compact"/>
+            </w:pPr>
+            <w:r>
+              <w:t xml:space="preserve">홈</w:t>
+            </w:r>
+          </w:p>
+        </w:tc>
+      </w:tr>
+      <w:tr>
+        <w:tc>
+          <w:tcPr/>
+          <w:p>
+            <w:pPr>
+              <w:pStyle w:val="Compact"/>
+            </w:pPr>
+            <w:r>
+              <w:rPr>
+                <w:rStyle w:val="VerbatimChar"/>
+              </w:rPr>
+              <w:t xml:space="preserve">/records</w:t>
+            </w:r>
+          </w:p>
+        </w:tc>
+        <w:tc>
+          <w:tcPr/>
+          <w:p>
+            <w:pPr>
+              <w:pStyle w:val="Compact"/>
+            </w:pPr>
+            <w:r>
+              <w:t xml:space="preserve">기록 (예약 관리 + 상담 기록)</w:t>
+            </w:r>
+          </w:p>
+        </w:tc>
+      </w:tr>
+      <w:tr>
+        <w:tc>
+          <w:tcPr/>
+          <w:p>
+            <w:pPr>
+              <w:pStyle w:val="Compact"/>
+            </w:pPr>
+            <w:r>
+              <w:rPr>
+                <w:rStyle w:val="VerbatimChar"/>
+              </w:rPr>
+              <w:t xml:space="preserve">/records/{id}</w:t>
+            </w:r>
+          </w:p>
+        </w:tc>
+        <w:tc>
+          <w:tcPr/>
+          <w:p>
+            <w:pPr>
+              <w:pStyle w:val="Compact"/>
+            </w:pPr>
+            <w:r>
+              <w:t xml:space="preserve">상담 상세 기록</w:t>
+            </w:r>
+          </w:p>
+        </w:tc>
+      </w:tr>
+      <w:tr>
+        <w:tc>
+          <w:tcPr/>
+          <w:p>
+            <w:pPr>
+              <w:pStyle w:val="Compact"/>
+            </w:pPr>
+            <w:r>
+              <w:rPr>
+                <w:rStyle w:val="VerbatimChar"/>
+              </w:rPr>
+              <w:t xml:space="preserve">/customers</w:t>
+            </w:r>
+          </w:p>
+        </w:tc>
+        <w:tc>
+          <w:tcPr/>
+          <w:p>
+            <w:pPr>
+              <w:pStyle w:val="Compact"/>
+            </w:pPr>
+            <w:r>
+              <w:t xml:space="preserve">고객 목록</w:t>
+            </w:r>
+          </w:p>
+        </w:tc>
+      </w:tr>
+      <w:tr>
+        <w:tc>
+          <w:tcPr/>
+          <w:p>
+            <w:pPr>
+              <w:pStyle w:val="Compact"/>
+            </w:pPr>
+            <w:r>
+              <w:rPr>
+                <w:rStyle w:val="VerbatimChar"/>
+              </w:rPr>
+              <w:t xml:space="preserve">/customers/{id}</w:t>
+            </w:r>
+          </w:p>
+        </w:tc>
+        <w:tc>
+          <w:tcPr/>
+          <w:p>
+            <w:pPr>
+              <w:pStyle w:val="Compact"/>
+            </w:pPr>
+            <w:r>
+              <w:t xml:space="preserve">고객 상세</w:t>
+            </w:r>
+          </w:p>
+        </w:tc>
+      </w:tr>
+      <w:tr>
+        <w:tc>
+          <w:tcPr/>
+          <w:p>
+            <w:pPr>
+              <w:pStyle w:val="Compact"/>
+            </w:pPr>
+            <w:r>
+              <w:rPr>
+                <w:rStyle w:val="VerbatimChar"/>
+              </w:rPr>
+              <w:t xml:space="preserve">/dashboard</w:t>
+            </w:r>
+          </w:p>
+        </w:tc>
+        <w:tc>
+          <w:tcPr/>
+          <w:p>
+            <w:pPr>
+              <w:pStyle w:val="Compact"/>
+            </w:pPr>
+            <w:r>
+              <w:t xml:space="preserve">대시보드 (원장님 전용)</w:t>
+            </w:r>
+          </w:p>
+        </w:tc>
+      </w:tr>
+      <w:tr>
+        <w:tc>
+          <w:tcPr/>
+          <w:p>
+            <w:pPr>
+              <w:pStyle w:val="Compact"/>
+            </w:pPr>
+            <w:r>
+              <w:rPr>
+                <w:rStyle w:val="VerbatimChar"/>
+              </w:rPr>
+              <w:t xml:space="preserve">/settings</w:t>
+            </w:r>
+          </w:p>
+        </w:tc>
+        <w:tc>
+          <w:tcPr/>
+          <w:p>
+            <w:pPr>
+              <w:pStyle w:val="Compact"/>
+            </w:pPr>
+            <w:r>
+              <w:t xml:space="preserve">설정</w:t>
+            </w:r>
+          </w:p>
+        </w:tc>
+      </w:tr>
+    </w:tbl>
+    <w:bookmarkEnd w:id="24"/>
+    <w:bookmarkStart w:id="25" w:name="상담"/>
+    <w:p>
+      <w:pPr>
+        <w:pStyle w:val="Heading3"/>
+      </w:pPr>
+      <w:r>
+        <w:t xml:space="preserve">상담</w:t>
+      </w:r>
+    </w:p>
+    <w:tbl>
+      <w:tblPr>
+        <w:tblStyle w:val="Table"/>
+        <w:tblW w:type="auto" w:w="0"/>
+        <w:tblLook w:firstRow="1" w:lastRow="0" w:firstColumn="0" w:lastColumn="0" w:noHBand="0" w:noVBand="0" w:val="0020"/>
+      </w:tblPr>
+      <w:tblGrid>
+        <w:gridCol w:w="3960"/>
+        <w:gridCol w:w="3960"/>
+      </w:tblGrid>
+      <w:tr>
+        <w:trPr>
+          <w:tblHeader w:val="on"/>
+        </w:trPr>
+        <w:tc>
+          <w:tcPr/>
+          <w:p>
+            <w:pPr>
+              <w:pStyle w:val="Compact"/>
+            </w:pPr>
+            <w:r>
+              <w:t xml:space="preserve">URL</w:t>
+            </w:r>
+          </w:p>
+        </w:tc>
+        <w:tc>
+          <w:tcPr/>
+          <w:p>
+            <w:pPr>
+              <w:pStyle w:val="Compact"/>
+            </w:pPr>
+            <w:r>
+              <w:t xml:space="preserve">화면</w:t>
+            </w:r>
+          </w:p>
+        </w:tc>
+      </w:tr>
+      <w:tr>
+        <w:tc>
+          <w:tcPr/>
+          <w:p>
+            <w:pPr>
+              <w:pStyle w:val="Compact"/>
+            </w:pPr>
+            <w:r>
+              <w:rPr>
+                <w:rStyle w:val="VerbatimChar"/>
+              </w:rPr>
+              <w:t xml:space="preserve">/consultation</w:t>
+            </w:r>
+          </w:p>
+        </w:tc>
+        <w:tc>
+          <w:tcPr/>
+          <w:p>
+            <w:pPr>
+              <w:pStyle w:val="Compact"/>
+            </w:pPr>
+            <w:r>
+              <w:t xml:space="preserve">상담 시작 (선생님 · 언어 선택)</w:t>
+            </w:r>
+          </w:p>
+        </w:tc>
+      </w:tr>
+      <w:tr>
+        <w:tc>
+          <w:tcPr/>
+          <w:p>
+            <w:pPr>
+              <w:pStyle w:val="Compact"/>
+            </w:pPr>
+            <w:r>
+              <w:rPr>
+                <w:rStyle w:val="VerbatimChar"/>
+              </w:rPr>
+              <w:t xml:space="preserve">/consultation/customer</w:t>
+            </w:r>
+          </w:p>
+        </w:tc>
+        <w:tc>
+          <w:tcPr/>
+          <w:p>
+            <w:pPr>
+              <w:pStyle w:val="Compact"/>
+            </w:pPr>
+            <w:r>
+              <w:t xml:space="preserve">1/5 고객 정보</w:t>
+            </w:r>
+          </w:p>
+        </w:tc>
+      </w:tr>
+      <w:tr>
+        <w:tc>
+          <w:tcPr/>
+          <w:p>
+            <w:pPr>
+              <w:pStyle w:val="Compact"/>
+            </w:pPr>
+            <w:r>
+              <w:rPr>
+                <w:rStyle w:val="VerbatimChar"/>
+              </w:rPr>
+              <w:t xml:space="preserve">/consultation/step1</w:t>
+            </w:r>
+          </w:p>
+        </w:tc>
+        <w:tc>
+          <w:tcPr/>
+          <w:p>
+            <w:pPr>
+              <w:pStyle w:val="Compact"/>
+            </w:pPr>
+            <w:r>
+              <w:t xml:space="preserve">2/5 기본 조건</w:t>
+            </w:r>
+          </w:p>
+        </w:tc>
+      </w:tr>
+      <w:tr>
+        <w:tc>
+          <w:tcPr/>
+          <w:p>
+            <w:pPr>
+              <w:pStyle w:val="Compact"/>
+            </w:pPr>
+            <w:r>
+              <w:rPr>
+                <w:rStyle w:val="VerbatimChar"/>
+              </w:rPr>
+              <w:t xml:space="preserve">/consultation/step2</w:t>
+            </w:r>
+          </w:p>
+        </w:tc>
+        <w:tc>
+          <w:tcPr/>
+          <w:p>
+            <w:pPr>
+              <w:pStyle w:val="Compact"/>
+            </w:pPr>
+            <w:r>
+              <w:t xml:space="preserve">3/5 디자인 범위</w:t>
+            </w:r>
+          </w:p>
+        </w:tc>
+      </w:tr>
+      <w:tr>
+        <w:tc>
+          <w:tcPr/>
+          <w:p>
+            <w:pPr>
+              <w:pStyle w:val="Compact"/>
+            </w:pPr>
+            <w:r>
+              <w:rPr>
+                <w:rStyle w:val="VerbatimChar"/>
+              </w:rPr>
+              <w:t xml:space="preserve">/consultation/step3</w:t>
+            </w:r>
+          </w:p>
+        </w:tc>
+        <w:tc>
+          <w:tcPr/>
+          <w:p>
+            <w:pPr>
+              <w:pStyle w:val="Compact"/>
+            </w:pPr>
+            <w:r>
+              <w:t xml:space="preserve">4/5 추가 옵션</w:t>
+            </w:r>
+          </w:p>
+        </w:tc>
+      </w:tr>
+      <w:tr>
+        <w:tc>
+          <w:tcPr/>
+          <w:p>
+            <w:pPr>
+              <w:pStyle w:val="Compact"/>
+            </w:pPr>
+            <w:r>
+              <w:rPr>
+                <w:rStyle w:val="VerbatimChar"/>
+              </w:rPr>
+              <w:t xml:space="preserve">/consultation/canvas</w:t>
+            </w:r>
+          </w:p>
+        </w:tc>
+        <w:tc>
+          <w:tcPr/>
+          <w:p>
+            <w:pPr>
+              <w:pStyle w:val="Compact"/>
+            </w:pPr>
+            <w:r>
+              <w:t xml:space="preserve">네일 캔버스 (손가락별 지정)</w:t>
+            </w:r>
+          </w:p>
+        </w:tc>
+      </w:tr>
+      <w:tr>
+        <w:tc>
+          <w:tcPr/>
+          <w:p>
+            <w:pPr>
+              <w:pStyle w:val="Compact"/>
+            </w:pPr>
+            <w:r>
+              <w:rPr>
+                <w:rStyle w:val="VerbatimChar"/>
+              </w:rPr>
+              <w:t xml:space="preserve">/consultation/summary</w:t>
+            </w:r>
+          </w:p>
+        </w:tc>
+        <w:tc>
+          <w:tcPr/>
+          <w:p>
+            <w:pPr>
+              <w:pStyle w:val="Compact"/>
+            </w:pPr>
+            <w:r>
+              <w:t xml:space="preserve">최종 요약</w:t>
+            </w:r>
+          </w:p>
+        </w:tc>
+      </w:tr>
+      <w:tr>
+        <w:tc>
+          <w:tcPr/>
+          <w:p>
+            <w:pPr>
+              <w:pStyle w:val="Compact"/>
+            </w:pPr>
+            <w:r>
+              <w:rPr>
+                <w:rStyle w:val="VerbatimChar"/>
+              </w:rPr>
+              <w:t xml:space="preserve">/consultation/pro</w:t>
+            </w:r>
+          </w:p>
+        </w:tc>
+        <w:tc>
+          <w:tcPr/>
+          <w:p>
+            <w:pPr>
+              <w:pStyle w:val="Compact"/>
+            </w:pPr>
+            <w:r>
+              <w:t xml:space="preserve">Pro 모드 (전체 옵션 한 화면)</w:t>
+            </w:r>
+          </w:p>
+        </w:tc>
+      </w:tr>
+      <w:tr>
+        <w:tc>
+          <w:tcPr/>
+          <w:p>
+            <w:pPr>
+              <w:pStyle w:val="Compact"/>
+            </w:pPr>
+            <w:r>
+              <w:rPr>
+                <w:rStyle w:val="VerbatimChar"/>
+              </w:rPr>
+              <w:t xml:space="preserve">/consultation/treatment-sheet</w:t>
+            </w:r>
+          </w:p>
+        </w:tc>
+        <w:tc>
+          <w:tcPr/>
+          <w:p>
+            <w:pPr>
+              <w:pStyle w:val="Compact"/>
+            </w:pPr>
+            <w:r>
+              <w:t xml:space="preserve">시술 확인서</w:t>
+            </w:r>
+          </w:p>
+        </w:tc>
+      </w:tr>
+      <w:tr>
+        <w:tc>
+          <w:tcPr/>
+          <w:p>
+            <w:pPr>
+              <w:pStyle w:val="Compact"/>
+            </w:pPr>
+            <w:r>
+              <w:rPr>
+                <w:rStyle w:val="VerbatimChar"/>
+              </w:rPr>
+              <w:t xml:space="preserve">/consultation/save-complete</w:t>
+            </w:r>
+          </w:p>
+        </w:tc>
+        <w:tc>
+          <w:tcPr/>
+          <w:p>
+            <w:pPr>
+              <w:pStyle w:val="Compact"/>
+            </w:pPr>
+            <w:r>
+              <w:t xml:space="preserve">저장 완료</w:t>
+            </w:r>
+          </w:p>
+        </w:tc>
+      </w:tr>
+    </w:tbl>
+    <w:p>
+      <w:r>
+        <w:pict>
+          <v:rect style="width:0;height:1.5pt" o:hralign="center" o:hrstd="t" o:hr="t"/>
+        </w:pict>
+      </w:r>
+    </w:p>
+    <w:bookmarkEnd w:id="25"/>
+    <w:bookmarkEnd w:id="26"/>
+    <w:bookmarkStart w:id="27" w:name="테마-시스템"/>
+    <w:p>
+      <w:pPr>
+        <w:pStyle w:val="Heading2"/>
+      </w:pPr>
+      <w:r>
+        <w:t xml:space="preserve">테마 시스템</w:t>
+      </w:r>
+    </w:p>
+    <w:p>
+      <w:pPr>
+        <w:pStyle w:val="FirstParagraph"/>
+      </w:pPr>
+      <w:r>
+        <w:t xml:space="preserve">매장 분위기에 맞게 앱 전체 색상을 변경할 수 있습니다.</w:t>
+      </w:r>
+    </w:p>
+    <w:tbl>
+      <w:tblPr>
+        <w:tblStyle w:val="Table"/>
+        <w:tblW w:type="auto" w:w="0"/>
+        <w:tblLook w:firstRow="1" w:lastRow="0" w:firstColumn="0" w:lastColumn="0" w:noHBand="0" w:noVBand="0" w:val="0020"/>
+      </w:tblPr>
+      <w:tblGrid>
+        <w:gridCol w:w="3960"/>
+        <w:gridCol w:w="3960"/>
+      </w:tblGrid>
+      <w:tr>
+        <w:trPr>
+          <w:tblHeader w:val="on"/>
+        </w:trPr>
+        <w:tc>
+          <w:tcPr/>
+          <w:p>
+            <w:pPr>
+              <w:pStyle w:val="Compact"/>
+            </w:pPr>
+            <w:r>
+              <w:t xml:space="preserve">테마</w:t>
+            </w:r>
+          </w:p>
+        </w:tc>
+        <w:tc>
+          <w:tcPr/>
+          <w:p>
+            <w:pPr>
+              <w:pStyle w:val="Compact"/>
+            </w:pPr>
+            <w:r>
+              <w:t xml:space="preserve">분위기</w:t>
+            </w:r>
+          </w:p>
+        </w:tc>
+      </w:tr>
+      <w:tr>
+        <w:tc>
+          <w:tcPr/>
+          <w:p>
+            <w:pPr>
+              <w:pStyle w:val="Compact"/>
+            </w:pPr>
+            <w:r>
+              <w:t xml:space="preserve">🧡 웜 코랄</w:t>
+            </w:r>
+          </w:p>
+        </w:tc>
+        <w:tc>
+          <w:tcPr/>
+          <w:p>
+            <w:pPr>
+              <w:pStyle w:val="Compact"/>
+            </w:pPr>
+            <w:r>
+              <w:t xml:space="preserve">따뜻한 다홍</w:t>
+            </w:r>
+          </w:p>
+        </w:tc>
+      </w:tr>
+      <w:tr>
+        <w:tc>
+          <w:tcPr/>
+          <w:p>
+            <w:pPr>
+              <w:pStyle w:val="Compact"/>
+            </w:pPr>
+            <w:r>
+              <w:t xml:space="preserve">🩷 로즈 핑크 (기본)</w:t>
+            </w:r>
+          </w:p>
+        </w:tc>
+        <w:tc>
+          <w:tcPr/>
+          <w:p>
+            <w:pPr>
+              <w:pStyle w:val="Compact"/>
+            </w:pPr>
+            <w:r>
+              <w:t xml:space="preserve">사랑스러운 핑크</w:t>
+            </w:r>
+          </w:p>
+        </w:tc>
+      </w:tr>
+      <w:tr>
+        <w:tc>
+          <w:tcPr/>
+          <w:p>
+            <w:pPr>
+              <w:pStyle w:val="Compact"/>
+            </w:pPr>
+            <w:r>
+              <w:t xml:space="preserve">☕ 모카 브라운</w:t>
+            </w:r>
+          </w:p>
+        </w:tc>
+        <w:tc>
+          <w:tcPr/>
+          <w:p>
+            <w:pPr>
+              <w:pStyle w:val="Compact"/>
+            </w:pPr>
+            <w:r>
+              <w:t xml:space="preserve">클래식 브라운</w:t>
+            </w:r>
+          </w:p>
+        </w:tc>
+      </w:tr>
+      <w:tr>
+        <w:tc>
+          <w:tcPr/>
+          <w:p>
+            <w:pPr>
+              <w:pStyle w:val="Compact"/>
+            </w:pPr>
+            <w:r>
+              <w:t xml:space="preserve">🤍 퓨어 아이보리</w:t>
+            </w:r>
+          </w:p>
+        </w:tc>
+        <w:tc>
+          <w:tcPr/>
+          <w:p>
+            <w:pPr>
+              <w:pStyle w:val="Compact"/>
+            </w:pPr>
+            <w:r>
+              <w:t xml:space="preserve">부드러운 아이보리</w:t>
+            </w:r>
+          </w:p>
+        </w:tc>
+      </w:tr>
+      <w:tr>
+        <w:tc>
+          <w:tcPr/>
+          <w:p>
+            <w:pPr>
+              <w:pStyle w:val="Compact"/>
+            </w:pPr>
+            <w:r>
+              <w:t xml:space="preserve">🫒 올리브 그린</w:t>
+            </w:r>
+          </w:p>
+        </w:tc>
+        <w:tc>
+          <w:tcPr/>
+          <w:p>
+            <w:pPr>
+              <w:pStyle w:val="Compact"/>
+            </w:pPr>
+            <w:r>
+              <w:t xml:space="preserve">편안한 그린</w:t>
+            </w:r>
+          </w:p>
+        </w:tc>
+      </w:tr>
+      <w:tr>
+        <w:tc>
+          <w:tcPr/>
+          <w:p>
+            <w:pPr>
+              <w:pStyle w:val="Compact"/>
+            </w:pPr>
+            <w:r>
+              <w:t xml:space="preserve">💙 파스텔 블루</w:t>
+            </w:r>
+          </w:p>
+        </w:tc>
+        <w:tc>
+          <w:tcPr/>
+          <w:p>
+            <w:pPr>
+              <w:pStyle w:val="Compact"/>
+            </w:pPr>
+            <w:r>
+              <w:t xml:space="preserve">청량한 블루</w:t>
+            </w:r>
+          </w:p>
+        </w:tc>
+      </w:tr>
+      <w:tr>
+        <w:tc>
+          <w:tcPr/>
+          <w:p>
+            <w:pPr>
+              <w:pStyle w:val="Compact"/>
+            </w:pPr>
+            <w:r>
+              <w:t xml:space="preserve">💜 파스텔 라일락</w:t>
+            </w:r>
+          </w:p>
+        </w:tc>
+        <w:tc>
+          <w:tcPr/>
+          <w:p>
+            <w:pPr>
+              <w:pStyle w:val="Compact"/>
+            </w:pPr>
+            <w:r>
+              <w:t xml:space="preserve">몽환적 라일락</w:t>
+            </w:r>
+          </w:p>
+        </w:tc>
+      </w:tr>
+      <w:tr>
+        <w:tc>
+          <w:tcPr/>
+          <w:p>
+            <w:pPr>
+              <w:pStyle w:val="Compact"/>
+            </w:pPr>
+            <w:r>
+              <w:t xml:space="preserve">💎 화이트 크리스탈</w:t>
+            </w:r>
+          </w:p>
+        </w:tc>
+        <w:tc>
+          <w:tcPr/>
+          <w:p>
+            <w:pPr>
+              <w:pStyle w:val="Compact"/>
+            </w:pPr>
+            <w:r>
+              <w:t xml:space="preserve">모던 실버</w:t>
+            </w:r>
+          </w:p>
+        </w:tc>
+      </w:tr>
+      <w:tr>
+        <w:tc>
+          <w:tcPr/>
+          <w:p>
+            <w:pPr>
+              <w:pStyle w:val="Compact"/>
+            </w:pPr>
+            <w:r>
+              <w:t xml:space="preserve">🖤 클린 블랙</w:t>
+            </w:r>
+          </w:p>
+        </w:tc>
+        <w:tc>
+          <w:tcPr/>
+          <w:p>
+            <w:pPr>
+              <w:pStyle w:val="Compact"/>
+            </w:pPr>
+            <w:r>
+              <w:t xml:space="preserve">시크한 블랙</w:t>
+            </w:r>
+          </w:p>
+        </w:tc>
+      </w:tr>
+    </w:tbl>
+    <w:p>
+      <w:r>
+        <w:pict>
+          <v:rect style="width:0;height:1.5pt" o:hralign="center" o:hrstd="t" o:hr="t"/>
+        </w:pict>
+      </w:r>
+    </w:p>
+    <w:bookmarkEnd w:id="27"/>
+    <w:bookmarkStart w:id="28" w:name="지원-기기"/>
+    <w:p>
+      <w:pPr>
+        <w:pStyle w:val="Heading2"/>
+      </w:pPr>
+      <w:r>
+        <w:t xml:space="preserve">지원 기기</w:t>
+      </w:r>
+    </w:p>
+    <w:tbl>
+      <w:tblPr>
+        <w:tblStyle w:val="Table"/>
+        <w:tblW w:type="auto" w:w="0"/>
+        <w:tblLook w:firstRow="1" w:lastRow="0" w:firstColumn="0" w:lastColumn="0" w:noHBand="0" w:noVBand="0" w:val="0020"/>
+      </w:tblPr>
+      <w:tblGrid>
+        <w:gridCol w:w="3960"/>
+        <w:gridCol w:w="3960"/>
+      </w:tblGrid>
+      <w:tr>
+        <w:trPr>
+          <w:tblHeader w:val="on"/>
+        </w:trPr>
+        <w:tc>
+          <w:tcPr/>
+          <w:p>
+            <w:pPr>
+              <w:pStyle w:val="Compact"/>
+            </w:pPr>
+            <w:r>
               <w:t xml:space="preserve">기기</w:t>
             </w:r>
           </w:p>
@@ -2449,8 +4267,8 @@
         </w:pict>
       </w:r>
     </w:p>
-    <w:bookmarkEnd w:id="23"/>
-    <w:bookmarkStart w:id="24" w:name="mvp에서-보완될-부분"/>
+    <w:bookmarkEnd w:id="28"/>
+    <w:bookmarkStart w:id="29" w:name="mvp에서-보완될-부분"/>
     <w:p>
       <w:pPr>
         <w:pStyle w:val="Heading2"/>
@@ -2536,7 +4354,7 @@
               <w:pStyle w:val="Compact"/>
             </w:pPr>
             <w:r>
-              <w:t xml:space="preserve">브라우저 로컬 스토리지 (새로고침 시 유지, 기기 간 공유 불가)</w:t>
+              <w:t xml:space="preserve">브라우저 로컬 스토리지 (기기 간 공유 불가)</w:t>
             </w:r>
           </w:p>
         </w:tc>
@@ -2728,8 +4546,8 @@
         </w:tc>
       </w:tr>
     </w:tbl>
-    <w:bookmarkEnd w:id="24"/>
-    <w:bookmarkEnd w:id="25"/>
+    <w:bookmarkEnd w:id="29"/>
+    <w:bookmarkEnd w:id="30"/>
     <w:sectPr>
       <w:footnotePr>
         <w:numRestart w:val="eachSect"/>
@@ -3062,6 +4880,9 @@
     </w:lvlOverride>
   </w:num>
   <w:num w:numId="1002">
+    <w:abstractNumId w:val="991"/>
+  </w:num>
+  <w:num w:numId="1003">
     <w:abstractNumId w:val="99411"/>
     <w:lvlOverride w:ilvl="0">
       <w:startOverride w:val="1"/>
@@ -3091,9 +4912,6 @@
       <w:startOverride w:val="1"/>
     </w:lvlOverride>
   </w:num>
-  <w:num w:numId="1003">
-    <w:abstractNumId w:val="991"/>
-  </w:num>
   <w:num w:numId="1004">
     <w:abstractNumId w:val="991"/>
   </w:num>
@@ -3116,6 +4934,18 @@
     <w:abstractNumId w:val="991"/>
   </w:num>
   <w:num w:numId="1011">
+    <w:abstractNumId w:val="991"/>
+  </w:num>
+  <w:num w:numId="1012">
+    <w:abstractNumId w:val="991"/>
+  </w:num>
+  <w:num w:numId="1013">
+    <w:abstractNumId w:val="991"/>
+  </w:num>
+  <w:num w:numId="1014">
+    <w:abstractNumId w:val="991"/>
+  </w:num>
+  <w:num w:numId="1015">
     <w:abstractNumId w:val="991"/>
   </w:num>
 </w:numbering>
